--- a/backend/templates/contract_repair_framework.docx
+++ b/backend/templates/contract_repair_framework.docx
@@ -1040,24 +1040,16 @@
           <w:sz w:val="20"/>
         </w:rPr>
       </w:pPr>
-      <w:r>
-        <w:rPr>
-          <w:sz w:val="20"/>
-        </w:rPr>
-        <w:t xml:space="preserve">4.5. Оплата всех денежных </w:t>
-      </w:r>
-      <w:r>
-        <w:rPr>
-          <w:color w:val="000000" w:themeColor="text1"/>
-          <w:sz w:val="20"/>
-        </w:rPr>
-        <w:t xml:space="preserve">платежей может быть произведена в форме безналичного перечисления на расчетный счет Исполнителя в течение 15 (пятнадцати) рабочих дней </w:t>
-      </w:r>
-      <w:r>
-        <w:rPr>
-          <w:sz w:val="20"/>
-        </w:rPr>
-        <w:t>с момента подписания Акта сдачи-приемки выполненных работ (закрытия заказ-наряда) на основании выставленного Исполнителем счета на оплату и счет-фактуры (если применимо).</w:t>
+      <w:commentRangeStart w:id="14"/>
+      <w:r>
+        <w:t>{%p if is_prepayment %}</w:t>
+      </w:r>
+      <w:commentRangeEnd w:id="14"/>
+      <w:r>
+        <w:rPr>
+          <w:rStyle w:val="CommentReference"/>
+        </w:rPr>
+        <w:commentReference w:id="14"/>
       </w:r>
     </w:p>
     <w:p>
@@ -1068,62 +1060,13 @@
           <w:sz w:val="20"/>
         </w:rPr>
       </w:pPr>
-      <w:r>
-        <w:rPr>
-          <w:sz w:val="20"/>
-        </w:rPr>
-        <w:t xml:space="preserve">В случае неисполнения или ненадлежащего выполнения Исполнителем своих обязательств, предусмотренных Договором, Заказчик вправе произвести оплату по Договору за вычетом соответствующего размера неустойки (штрафа, пени). </w:t>
-      </w:r>
-    </w:p>
-    <w:p>
-      <w:pPr>
-        <w:pStyle w:val="af"/>
-        <w:ind w:firstLine="708"/>
-        <w:rPr>
-          <w:sz w:val="20"/>
-        </w:rPr>
-      </w:pPr>
-      <w:r>
-        <w:rPr>
-          <w:sz w:val="20"/>
-        </w:rPr>
-        <w:t xml:space="preserve">4.6. Датой оплаты денежных сумм, указанных в настоящем Договоре, считается дата списания денежных средств со счета Заказчика. </w:t>
-      </w:r>
-    </w:p>
-    <w:p>
-      <w:pPr>
-        <w:pStyle w:val="af"/>
-        <w:ind w:firstLine="708"/>
-        <w:rPr>
-          <w:sz w:val="20"/>
-        </w:rPr>
-      </w:pPr>
-      <w:r>
-        <w:rPr>
-          <w:sz w:val="20"/>
-        </w:rPr>
-        <w:t xml:space="preserve">4.7. Предельная стоимость по настоящему Договору не может превышать _____ 000,00 (___) рублей 00 копеек.</w:t>
-      </w:r>
-    </w:p>
-    <w:p>
-      <w:pPr>
-        <w:pStyle w:val="af"/>
-        <w:ind w:firstLine="708"/>
-        <w:rPr>
-          <w:sz w:val="20"/>
-        </w:rPr>
-      </w:pPr>
-      <w:commentRangeStart w:id="14"/>
       <w:commentRangeStart w:id="15"/>
       <w:commentRangeStart w:id="16"/>
       <w:commentRangeStart w:id="17"/>
       <w:commentRangeStart w:id="18"/>
       <w:commentRangeStart w:id="19"/>
       <w:r>
-        <w:rPr>
-          <w:sz w:val="20"/>
-        </w:rPr>
-        <w:t xml:space="preserve">4.8. Финансирование договора осуществляется в рамках Соглашения № {{ subsidy_agreement_number }} о предоставлении субсидии из бюджета {{ subsidy_grantor_name }} в {{ contract_date_year }} году от {{ subsidy_agreement_date }}, заключенного между {{ customer_full_name }} и {{ subsidy_ministry_name }}. В связи с оплатой стоимости настоящего договора за счет средств регионального бюджета, Поставщик дает свое согласие на осуществление главным распорядителем бюджетных средств, предоставившим субсидию (МИНИСТЕРСТВО МОЛОДЕЖНОЙ ПОЛИТИКИ ______), а также органами государственного (муниципального) финансового контроля проверок соблюдения Заказчиком условий, целей и порядка предоставления субсидии.</w:t>
+        <w:t>4.5. Оплата всех денежных платежей может быть произведена в форме предоплаты, путём перечисления денежных средств на расчетный счет Исполнителя в течение {{ payment_term_days or '____' }} ({{ payment_term_days_words or '____' }}) рабочих дней с момента заключения настоящего Договора{% if advance_amount %} в размере аванса {{ advance_amount }} руб.{% endif %}, на основании выставленного Исполнителем счета на оплату и счет-фактуры (если применимо).</w:t>
       </w:r>
       <w:commentRangeEnd w:id="19"/>
       <w:r>
@@ -1160,12 +1103,197 @@
         </w:rPr>
         <w:commentReference w:id="15"/>
       </w:r>
-      <w:commentRangeEnd w:id="14"/>
-      <w:r>
-        <w:rPr>
-          <w:rStyle w:val="CommentReference"/>
-        </w:rPr>
-        <w:commentReference w:id="14"/>
+    </w:p>
+    <w:p>
+      <w:pPr>
+        <w:pStyle w:val="af"/>
+        <w:ind w:firstLine="708"/>
+        <w:rPr>
+          <w:sz w:val="20"/>
+        </w:rPr>
+      </w:pPr>
+      <w:commentRangeStart w:id="20"/>
+      <w:r>
+        <w:t>{%p else %}</w:t>
+      </w:r>
+      <w:commentRangeEnd w:id="20"/>
+      <w:r>
+        <w:rPr>
+          <w:rStyle w:val="CommentReference"/>
+        </w:rPr>
+        <w:commentReference w:id="20"/>
+      </w:r>
+    </w:p>
+    <w:p>
+      <w:pPr>
+        <w:pStyle w:val="af"/>
+        <w:ind w:firstLine="708"/>
+        <w:rPr>
+          <w:sz w:val="20"/>
+        </w:rPr>
+      </w:pPr>
+      <w:r>
+        <w:rPr>
+          <w:sz w:val="20"/>
+        </w:rPr>
+        <w:t xml:space="preserve">4.5. Оплата всех денежных </w:t>
+      </w:r>
+      <w:commentRangeStart w:id="21"/>
+      <w:commentRangeStart w:id="22"/>
+      <w:r>
+        <w:rPr>
+          <w:color w:val="000000" w:themeColor="text1"/>
+          <w:sz w:val="20"/>
+        </w:rPr>
+        <w:t xml:space="preserve">платежей может быть произведена в форме безналичного перечисления на расчетный счет Исполнителя в течение {{ payment_term_days or '____' }} ({{ payment_term_days_words or '____' }}) рабочих дней </w:t>
+      </w:r>
+      <w:commentRangeEnd w:id="22"/>
+      <w:r>
+        <w:rPr>
+          <w:rStyle w:val="CommentReference"/>
+        </w:rPr>
+        <w:commentReference w:id="22"/>
+      </w:r>
+      <w:commentRangeEnd w:id="21"/>
+      <w:r>
+        <w:rPr>
+          <w:rStyle w:val="CommentReference"/>
+        </w:rPr>
+        <w:commentReference w:id="21"/>
+      </w:r>
+      <w:r>
+        <w:rPr>
+          <w:sz w:val="20"/>
+        </w:rPr>
+        <w:t>с момента подписания Акта сдачи-приемки выполненных работ (закрытия заказ-наряда) на основании выставленного Исполнителем счета на оплату и счет-фактуры (если применимо).</w:t>
+      </w:r>
+    </w:p>
+    <w:p>
+      <w:pPr>
+        <w:pStyle w:val="af"/>
+        <w:ind w:firstLine="708"/>
+        <w:rPr>
+          <w:sz w:val="20"/>
+        </w:rPr>
+      </w:pPr>
+      <w:commentRangeStart w:id="23"/>
+      <w:r>
+        <w:t>{%p endif %}</w:t>
+      </w:r>
+      <w:commentRangeEnd w:id="23"/>
+      <w:r>
+        <w:rPr>
+          <w:rStyle w:val="CommentReference"/>
+        </w:rPr>
+        <w:commentReference w:id="23"/>
+      </w:r>
+    </w:p>
+    <w:p>
+      <w:pPr>
+        <w:pStyle w:val="af"/>
+        <w:ind w:firstLine="708"/>
+        <w:rPr>
+          <w:sz w:val="20"/>
+        </w:rPr>
+      </w:pPr>
+      <w:r>
+        <w:rPr>
+          <w:sz w:val="20"/>
+        </w:rPr>
+        <w:t xml:space="preserve">В случае неисполнения или ненадлежащего выполнения Исполнителем своих обязательств, предусмотренных Договором, Заказчик вправе произвести оплату по Договору за вычетом соответствующего размера неустойки (штрафа, пени). </w:t>
+      </w:r>
+    </w:p>
+    <w:p>
+      <w:pPr>
+        <w:pStyle w:val="af"/>
+        <w:ind w:firstLine="708"/>
+        <w:rPr>
+          <w:sz w:val="20"/>
+        </w:rPr>
+      </w:pPr>
+      <w:r>
+        <w:rPr>
+          <w:sz w:val="20"/>
+        </w:rPr>
+        <w:t xml:space="preserve">4.6. Датой оплаты денежных сумм, указанных в настоящем Договоре, считается дата списания денежных средств со счета Заказчика. </w:t>
+      </w:r>
+    </w:p>
+    <w:p>
+      <w:pPr>
+        <w:pStyle w:val="af"/>
+        <w:ind w:firstLine="708"/>
+        <w:rPr>
+          <w:sz w:val="20"/>
+        </w:rPr>
+      </w:pPr>
+      <w:r>
+        <w:rPr>
+          <w:sz w:val="20"/>
+        </w:rPr>
+        <w:t xml:space="preserve">4.7. Предельная стоимость по настоящему Договору не может превышать _____ 000,00 (___) рублей 00 копеек.</w:t>
+      </w:r>
+    </w:p>
+    <w:p>
+      <w:pPr>
+        <w:pStyle w:val="af"/>
+        <w:ind w:firstLine="708"/>
+        <w:rPr>
+          <w:sz w:val="20"/>
+        </w:rPr>
+      </w:pPr>
+      <w:commentRangeStart w:id="24"/>
+      <w:commentRangeStart w:id="25"/>
+      <w:commentRangeStart w:id="26"/>
+      <w:commentRangeStart w:id="27"/>
+      <w:commentRangeStart w:id="28"/>
+      <w:commentRangeStart w:id="29"/>
+      <w:r>
+        <w:rPr>
+          <w:sz w:val="20"/>
+        </w:rPr>
+        <w:t xml:space="preserve">4.8. Финансирование договора осуществляется в рамках Соглашения № {{ subsidy_agreement_number }} о предоставлении субсидии из бюджета {{ subsidy_grantor_name or '____________________' }} в {{ contract_date_year }} году от {{ subsidy_agreement_date }}, заключенного между {{ customer_full_name }} и {{ subsidy_ministry_name or '____________________' }}. В связи с оплатой стоимости настоящего договора за счет средств регионального бюджета, Поставщик дает свое согласие на осуществление главным распорядителем бюджетных средств, предоставившим субсидию (МИНИСТЕРСТВО МОЛОДЕЖНОЙ ПОЛИТИКИ ______), а также органами государственного (муниципального) финансового контроля проверок соблюдения Заказчиком условий, целей и порядка предоставления субсидии.</w:t>
+      </w:r>
+      <w:commentRangeEnd w:id="29"/>
+      <w:r>
+        <w:rPr>
+          <w:rStyle w:val="CommentReference"/>
+        </w:rPr>
+        <w:commentReference w:id="29"/>
+      </w:r>
+      <w:commentRangeEnd w:id="28"/>
+      <w:r>
+        <w:rPr>
+          <w:rStyle w:val="CommentReference"/>
+        </w:rPr>
+        <w:commentReference w:id="28"/>
+      </w:r>
+      <w:commentRangeEnd w:id="27"/>
+      <w:r>
+        <w:rPr>
+          <w:rStyle w:val="CommentReference"/>
+        </w:rPr>
+        <w:commentReference w:id="27"/>
+      </w:r>
+      <w:commentRangeEnd w:id="26"/>
+      <w:r>
+        <w:rPr>
+          <w:rStyle w:val="CommentReference"/>
+        </w:rPr>
+        <w:commentReference w:id="26"/>
+      </w:r>
+      <w:commentRangeEnd w:id="25"/>
+      <w:r>
+        <w:rPr>
+          <w:rStyle w:val="CommentReference"/>
+        </w:rPr>
+        <w:commentReference w:id="25"/>
+      </w:r>
+      <w:commentRangeEnd w:id="24"/>
+      <w:r>
+        <w:rPr>
+          <w:rStyle w:val="CommentReference"/>
+        </w:rPr>
+        <w:commentReference w:id="24"/>
       </w:r>
     </w:p>
     <w:p>
@@ -1693,32 +1821,32 @@
         <w:ind w:firstLine="709"/>
         <w:jc w:val="both"/>
       </w:pPr>
-      <w:commentRangeStart w:id="20"/>
-      <w:commentRangeStart w:id="21"/>
-      <w:commentRangeStart w:id="22"/>
+      <w:commentRangeStart w:id="30"/>
+      <w:commentRangeStart w:id="31"/>
+      <w:commentRangeStart w:id="32"/>
       <w:r>
         <w:t xml:space="preserve">8.1. Настоящий Договор вступает в силу с момента его подписания и действует до полного исполнения Сторонами своих обязательств{%- if contract_end_date %}, но не позднее {{ contract_end_date }} г.{%- endif %}</w:t>
       </w:r>
-      <w:commentRangeEnd w:id="22"/>
-      <w:r>
-        <w:rPr>
-          <w:rStyle w:val="CommentReference"/>
-        </w:rPr>
-        <w:commentReference w:id="22"/>
-      </w:r>
-      <w:commentRangeEnd w:id="21"/>
-      <w:r>
-        <w:rPr>
-          <w:rStyle w:val="CommentReference"/>
-        </w:rPr>
-        <w:commentReference w:id="21"/>
-      </w:r>
-      <w:commentRangeEnd w:id="20"/>
-      <w:r>
-        <w:rPr>
-          <w:rStyle w:val="CommentReference"/>
-        </w:rPr>
-        <w:commentReference w:id="20"/>
+      <w:commentRangeEnd w:id="32"/>
+      <w:r>
+        <w:rPr>
+          <w:rStyle w:val="CommentReference"/>
+        </w:rPr>
+        <w:commentReference w:id="32"/>
+      </w:r>
+      <w:commentRangeEnd w:id="31"/>
+      <w:r>
+        <w:rPr>
+          <w:rStyle w:val="CommentReference"/>
+        </w:rPr>
+        <w:commentReference w:id="31"/>
+      </w:r>
+      <w:commentRangeEnd w:id="30"/>
+      <w:r>
+        <w:rPr>
+          <w:rStyle w:val="CommentReference"/>
+        </w:rPr>
+        <w:commentReference w:id="30"/>
       </w:r>
       <w:r>
         <w:rPr>
@@ -2233,19 +2361,19 @@
                 <w:rFonts w:eastAsia="Calibri"/>
               </w:rPr>
             </w:pPr>
-            <w:commentRangeStart w:id="31"/>
+            <w:commentRangeStart w:id="42"/>
             <w:r>
               <w:rPr>
                 <w:rFonts w:eastAsia="Calibri"/>
               </w:rPr>
               <w:t xml:space="preserve">Наименование: {{ customer_full_name }}</w:t>
             </w:r>
-            <w:commentRangeEnd w:id="31"/>
+            <w:commentRangeEnd w:id="42"/>
             <w:r>
               <w:rPr>
                 <w:rStyle w:val="CommentReference"/>
               </w:rPr>
-              <w:commentReference w:id="31"/>
+              <w:commentReference w:id="42"/>
             </w:r>
           </w:p>
           <w:p>
@@ -2256,11 +2384,19 @@
                 <w:rFonts w:eastAsia="Calibri"/>
               </w:rPr>
             </w:pPr>
+            <w:commentRangeStart w:id="43"/>
             <w:r>
               <w:rPr>
                 <w:rFonts w:eastAsia="Calibri"/>
               </w:rPr>
-              <w:t>Адрес местонахождения:</w:t>
+              <w:t xml:space="preserve">Адрес местонахождения: {{ customer_address }}</w:t>
+            </w:r>
+            <w:commentRangeEnd w:id="43"/>
+            <w:r>
+              <w:rPr>
+                <w:rStyle w:val="CommentReference"/>
+              </w:rPr>
+              <w:commentReference w:id="43"/>
             </w:r>
           </w:p>
           <w:p>
@@ -2271,18 +2407,35 @@
                 <w:rFonts w:eastAsia="Calibri"/>
               </w:rPr>
             </w:pPr>
+            <w:commentRangeStart w:id="44"/>
+            <w:commentRangeStart w:id="45"/>
             <w:r>
               <w:rPr>
                 <w:rFonts w:eastAsia="Calibri"/>
               </w:rPr>
-              <w:t>ИНН</w:t>
+              <w:t xml:space="preserve">ИНН {{ customer_inn }}
+КПП {{ customer_kpp }}</w:t>
+            </w:r>
+            <w:commentRangeEnd w:id="45"/>
+            <w:r>
+              <w:rPr>
+                <w:rStyle w:val="CommentReference"/>
+              </w:rPr>
+              <w:commentReference w:id="45"/>
+            </w:r>
+            <w:commentRangeEnd w:id="44"/>
+            <w:r>
+              <w:rPr>
+                <w:rStyle w:val="CommentReference"/>
+              </w:rPr>
+              <w:commentReference w:id="44"/>
             </w:r>
             <w:r>
               <w:rPr>
                 <w:rFonts w:eastAsia="Calibri"/>
               </w:rPr>
               <w:br/>
-              <w:t>КПП</w:t>
+              <w:t xml:space="preserve"/>
             </w:r>
           </w:p>
           <w:p>
@@ -2293,11 +2446,19 @@
                 <w:rFonts w:eastAsia="Calibri"/>
               </w:rPr>
             </w:pPr>
+            <w:commentRangeStart w:id="46"/>
             <w:r>
               <w:rPr>
                 <w:rFonts w:eastAsia="Calibri"/>
               </w:rPr>
-              <w:t xml:space="preserve">ОГРН </w:t>
+              <w:t xml:space="preserve">ОГРН {{ customer_ogrn }}</w:t>
+            </w:r>
+            <w:commentRangeEnd w:id="46"/>
+            <w:r>
+              <w:rPr>
+                <w:rStyle w:val="CommentReference"/>
+              </w:rPr>
+              <w:commentReference w:id="46"/>
             </w:r>
           </w:p>
           <w:p>
@@ -2308,11 +2469,43 @@
                 <w:rFonts w:eastAsia="Calibri"/>
               </w:rPr>
             </w:pPr>
+            <w:commentRangeStart w:id="47"/>
+            <w:commentRangeStart w:id="48"/>
+            <w:commentRangeStart w:id="49"/>
+            <w:commentRangeStart w:id="50"/>
             <w:r>
               <w:rPr>
                 <w:rFonts w:eastAsia="Calibri"/>
               </w:rPr>
-              <w:t>Банковские реквизиты</w:t>
+              <w:t xml:space="preserve">Банковские реквизиты: {{ customer_bank_name or '__________' }}, р/с {{ customer_settlement_account or '__________' }}, БИК {{ customer_bik or '__________' }}, к/с {{ customer_correspondent_account or '__________' }}</w:t>
+            </w:r>
+            <w:commentRangeEnd w:id="50"/>
+            <w:r>
+              <w:rPr>
+                <w:rStyle w:val="CommentReference"/>
+              </w:rPr>
+              <w:commentReference w:id="50"/>
+            </w:r>
+            <w:commentRangeEnd w:id="49"/>
+            <w:r>
+              <w:rPr>
+                <w:rStyle w:val="CommentReference"/>
+              </w:rPr>
+              <w:commentReference w:id="49"/>
+            </w:r>
+            <w:commentRangeEnd w:id="48"/>
+            <w:r>
+              <w:rPr>
+                <w:rStyle w:val="CommentReference"/>
+              </w:rPr>
+              <w:commentReference w:id="48"/>
+            </w:r>
+            <w:commentRangeEnd w:id="47"/>
+            <w:r>
+              <w:rPr>
+                <w:rStyle w:val="CommentReference"/>
+              </w:rPr>
+              <w:commentReference w:id="47"/>
             </w:r>
           </w:p>
           <w:p>
@@ -2332,19 +2525,19 @@
                 <w:rFonts w:eastAsia="Calibri"/>
               </w:rPr>
             </w:pPr>
-            <w:commentRangeStart w:id="32"/>
+            <w:commentRangeStart w:id="51"/>
             <w:r>
               <w:rPr>
                 <w:rFonts w:eastAsia="Calibri"/>
               </w:rPr>
               <w:t xml:space="preserve">{{ customer_signatory_position }}</w:t>
             </w:r>
-            <w:commentRangeEnd w:id="32"/>
+            <w:commentRangeEnd w:id="51"/>
             <w:r>
               <w:rPr>
                 <w:rStyle w:val="CommentReference"/>
               </w:rPr>
-              <w:commentReference w:id="32"/>
+              <w:commentReference w:id="51"/>
             </w:r>
           </w:p>
           <w:p>
@@ -2364,11 +2557,19 @@
                 <w:rFonts w:eastAsia="Calibri"/>
               </w:rPr>
             </w:pPr>
+            <w:commentRangeStart w:id="52"/>
             <w:r>
               <w:rPr>
                 <w:rFonts w:eastAsia="Calibri"/>
               </w:rPr>
-              <w:t>_________________  М.П.</w:t>
+              <w:t xml:space="preserve">_________________ / {{ customer_signatory_name_initials }}М.П.</w:t>
+            </w:r>
+            <w:commentRangeEnd w:id="52"/>
+            <w:r>
+              <w:rPr>
+                <w:rStyle w:val="CommentReference"/>
+              </w:rPr>
+              <w:commentReference w:id="52"/>
             </w:r>
           </w:p>
         </w:tc>
@@ -2391,33 +2592,105 @@
             <w:shd w:val="clear" w:color="auto" w:fill="auto"/>
           </w:tcPr>
           <w:p>
-            <w:r>
-              <w:t xml:space="preserve">Наименование: _______ </w:t>
-            </w:r>
-          </w:p>
-          <w:p>
-            <w:r>
-              <w:t>Адрес местонахождения:</w:t>
-            </w:r>
-          </w:p>
-          <w:p>
-            <w:r>
-              <w:t>ИНН</w:t>
-            </w:r>
-          </w:p>
-          <w:p>
-            <w:r>
-              <w:t>КПП</w:t>
-            </w:r>
-          </w:p>
-          <w:p>
-            <w:r>
-              <w:t xml:space="preserve">ОГРН </w:t>
-            </w:r>
-          </w:p>
-          <w:p>
-            <w:r>
-              <w:t>Банковские реквизиты</w:t>
+            <w:commentRangeStart w:id="53"/>
+            <w:r>
+              <w:t xml:space="preserve">Наименование: {{ contractor_full_name }}</w:t>
+            </w:r>
+            <w:commentRangeEnd w:id="53"/>
+            <w:r>
+              <w:rPr>
+                <w:rStyle w:val="CommentReference"/>
+              </w:rPr>
+              <w:commentReference w:id="53"/>
+            </w:r>
+          </w:p>
+          <w:p>
+            <w:commentRangeStart w:id="54"/>
+            <w:r>
+              <w:t xml:space="preserve">Адрес местонахождения: {{ contractor_address }}</w:t>
+            </w:r>
+            <w:commentRangeEnd w:id="54"/>
+            <w:r>
+              <w:rPr>
+                <w:rStyle w:val="CommentReference"/>
+              </w:rPr>
+              <w:commentReference w:id="54"/>
+            </w:r>
+          </w:p>
+          <w:p>
+            <w:commentRangeStart w:id="55"/>
+            <w:r>
+              <w:t xml:space="preserve">ИНН {{ contractor_inn }}</w:t>
+            </w:r>
+            <w:commentRangeEnd w:id="55"/>
+            <w:r>
+              <w:rPr>
+                <w:rStyle w:val="CommentReference"/>
+              </w:rPr>
+              <w:commentReference w:id="55"/>
+            </w:r>
+          </w:p>
+          <w:p>
+            <w:commentRangeStart w:id="56"/>
+            <w:r>
+              <w:t xml:space="preserve">КПП {{ contractor_kpp }}</w:t>
+            </w:r>
+            <w:commentRangeEnd w:id="56"/>
+            <w:r>
+              <w:rPr>
+                <w:rStyle w:val="CommentReference"/>
+              </w:rPr>
+              <w:commentReference w:id="56"/>
+            </w:r>
+          </w:p>
+          <w:p>
+            <w:commentRangeStart w:id="57"/>
+            <w:r>
+              <w:t xml:space="preserve">ОГРН {{ contractor_ogrn }}</w:t>
+            </w:r>
+            <w:commentRangeEnd w:id="57"/>
+            <w:r>
+              <w:rPr>
+                <w:rStyle w:val="CommentReference"/>
+              </w:rPr>
+              <w:commentReference w:id="57"/>
+            </w:r>
+          </w:p>
+          <w:p>
+            <w:commentRangeStart w:id="58"/>
+            <w:commentRangeStart w:id="59"/>
+            <w:commentRangeStart w:id="60"/>
+            <w:commentRangeStart w:id="61"/>
+            <w:r>
+              <w:t xml:space="preserve">Банковские реквизиты: {{ contractor_bank_name or '__________' }}, р/с {{ contractor_settlement_account or '__________' }}, БИК {{ contractor_bik or '__________' }}, к/с {{ contractor_correspondent_account or '__________' }}</w:t>
+            </w:r>
+            <w:commentRangeEnd w:id="61"/>
+            <w:r>
+              <w:rPr>
+                <w:rStyle w:val="CommentReference"/>
+              </w:rPr>
+              <w:commentReference w:id="61"/>
+            </w:r>
+            <w:commentRangeEnd w:id="60"/>
+            <w:r>
+              <w:rPr>
+                <w:rStyle w:val="CommentReference"/>
+              </w:rPr>
+              <w:commentReference w:id="60"/>
+            </w:r>
+            <w:commentRangeEnd w:id="59"/>
+            <w:r>
+              <w:rPr>
+                <w:rStyle w:val="CommentReference"/>
+              </w:rPr>
+              <w:commentReference w:id="59"/>
+            </w:r>
+            <w:commentRangeEnd w:id="58"/>
+            <w:r>
+              <w:rPr>
+                <w:rStyle w:val="CommentReference"/>
+              </w:rPr>
+              <w:commentReference w:id="58"/>
             </w:r>
           </w:p>
           <w:p>
@@ -2435,11 +2708,19 @@
                 <w:highlight w:val="yellow"/>
               </w:rPr>
             </w:pPr>
+            <w:commentRangeStart w:id="62"/>
             <w:r>
               <w:rPr>
                 <w:highlight w:val="yellow"/>
               </w:rPr>
-              <w:t>____________________ /.</w:t>
+              <w:t xml:space="preserve">____________________ / {{ contractor_signatory_initials }}.</w:t>
+            </w:r>
+            <w:commentRangeEnd w:id="62"/>
+            <w:r>
+              <w:rPr>
+                <w:rStyle w:val="CommentReference"/>
+              </w:rPr>
+              <w:commentReference w:id="62"/>
             </w:r>
           </w:p>
           <w:p>
@@ -2632,10 +2913,10 @@
           <w:szCs w:val="22"/>
         </w:rPr>
       </w:pPr>
-      <w:commentRangeStart w:id="23"/>
-      <w:commentRangeStart w:id="24"/>
-      <w:commentRangeStart w:id="25"/>
-      <w:commentRangeStart w:id="26"/>
+      <w:commentRangeStart w:id="33"/>
+      <w:commentRangeStart w:id="34"/>
+      <w:commentRangeStart w:id="35"/>
+      <w:commentRangeStart w:id="36"/>
       <w:r>
         <w:rPr>
           <w:color w:val="333333"/>
@@ -2643,33 +2924,33 @@
         </w:rPr>
         <w:t xml:space="preserve">                                                                                                                                  к договору № {{ contract_number }} от {{ contract_date_day }}.{{ contract_date_month }}.{{ contract_date_year }}</w:t>
       </w:r>
-      <w:commentRangeEnd w:id="26"/>
-      <w:r>
-        <w:rPr>
-          <w:rStyle w:val="CommentReference"/>
-        </w:rPr>
-        <w:commentReference w:id="26"/>
-      </w:r>
-      <w:commentRangeEnd w:id="25"/>
-      <w:r>
-        <w:rPr>
-          <w:rStyle w:val="CommentReference"/>
-        </w:rPr>
-        <w:commentReference w:id="25"/>
-      </w:r>
-      <w:commentRangeEnd w:id="24"/>
-      <w:r>
-        <w:rPr>
-          <w:rStyle w:val="CommentReference"/>
-        </w:rPr>
-        <w:commentReference w:id="24"/>
-      </w:r>
-      <w:commentRangeEnd w:id="23"/>
-      <w:r>
-        <w:rPr>
-          <w:rStyle w:val="CommentReference"/>
-        </w:rPr>
-        <w:commentReference w:id="23"/>
+      <w:commentRangeEnd w:id="36"/>
+      <w:r>
+        <w:rPr>
+          <w:rStyle w:val="CommentReference"/>
+        </w:rPr>
+        <w:commentReference w:id="36"/>
+      </w:r>
+      <w:commentRangeEnd w:id="35"/>
+      <w:r>
+        <w:rPr>
+          <w:rStyle w:val="CommentReference"/>
+        </w:rPr>
+        <w:commentReference w:id="35"/>
+      </w:r>
+      <w:commentRangeEnd w:id="34"/>
+      <w:r>
+        <w:rPr>
+          <w:rStyle w:val="CommentReference"/>
+        </w:rPr>
+        <w:commentReference w:id="34"/>
+      </w:r>
+      <w:commentRangeEnd w:id="33"/>
+      <w:r>
+        <w:rPr>
+          <w:rStyle w:val="CommentReference"/>
+        </w:rPr>
+        <w:commentReference w:id="33"/>
       </w:r>
     </w:p>
     <w:p>
@@ -3075,6 +3356,7 @@
         </w:rPr>
       </w:pPr>
       <w:hyperlink r:id="rId9" w:history="1">
+        <w:commentRangeStart w:id="37"/>
         <w:r>
           <w:rPr>
             <w:b/>
@@ -3084,6 +3366,13 @@
           </w:rPr>
           <w:t xml:space="preserve">ЗАЯВКА № {{ repair_request_number }}</w:t>
         </w:r>
+        <w:commentRangeEnd w:id="37"/>
+        <w:r>
+          <w:rPr>
+            <w:rStyle w:val="CommentReference"/>
+          </w:rPr>
+          <w:commentReference w:id="37"/>
+        </w:r>
       </w:hyperlink>
       <w:r>
         <w:rPr>
@@ -3115,10 +3404,10 @@
           <w:szCs w:val="22"/>
         </w:rPr>
       </w:pPr>
-      <w:commentRangeStart w:id="27"/>
-      <w:commentRangeStart w:id="28"/>
-      <w:commentRangeStart w:id="29"/>
-      <w:commentRangeStart w:id="30"/>
+      <w:commentRangeStart w:id="38"/>
+      <w:commentRangeStart w:id="39"/>
+      <w:commentRangeStart w:id="40"/>
+      <w:commentRangeStart w:id="41"/>
       <w:r>
         <w:rPr>
           <w:b/>
@@ -3127,33 +3416,33 @@
         </w:rPr>
         <w:t xml:space="preserve">По Договору № {{ contract_number }} от {{ contract_date_day }}.{{ contract_date_month }}.{{ contract_date_year }}</w:t>
       </w:r>
-      <w:commentRangeEnd w:id="30"/>
-      <w:r>
-        <w:rPr>
-          <w:rStyle w:val="CommentReference"/>
-        </w:rPr>
-        <w:commentReference w:id="30"/>
-      </w:r>
-      <w:commentRangeEnd w:id="29"/>
-      <w:r>
-        <w:rPr>
-          <w:rStyle w:val="CommentReference"/>
-        </w:rPr>
-        <w:commentReference w:id="29"/>
-      </w:r>
-      <w:commentRangeEnd w:id="28"/>
-      <w:r>
-        <w:rPr>
-          <w:rStyle w:val="CommentReference"/>
-        </w:rPr>
-        <w:commentReference w:id="28"/>
-      </w:r>
-      <w:commentRangeEnd w:id="27"/>
-      <w:r>
-        <w:rPr>
-          <w:rStyle w:val="CommentReference"/>
-        </w:rPr>
-        <w:commentReference w:id="27"/>
+      <w:commentRangeEnd w:id="41"/>
+      <w:r>
+        <w:rPr>
+          <w:rStyle w:val="CommentReference"/>
+        </w:rPr>
+        <w:commentReference w:id="41"/>
+      </w:r>
+      <w:commentRangeEnd w:id="40"/>
+      <w:r>
+        <w:rPr>
+          <w:rStyle w:val="CommentReference"/>
+        </w:rPr>
+        <w:commentReference w:id="40"/>
+      </w:r>
+      <w:commentRangeEnd w:id="39"/>
+      <w:r>
+        <w:rPr>
+          <w:rStyle w:val="CommentReference"/>
+        </w:rPr>
+        <w:commentReference w:id="39"/>
+      </w:r>
+      <w:commentRangeEnd w:id="38"/>
+      <w:r>
+        <w:rPr>
+          <w:rStyle w:val="CommentReference"/>
+        </w:rPr>
+        <w:commentReference w:id="38"/>
       </w:r>
     </w:p>
     <w:p>
@@ -3941,16 +4230,16 @@
                 <w:szCs w:val="22"/>
               </w:rPr>
             </w:pPr>
-            <w:commentRangeStart w:id="33"/>
+            <w:commentRangeStart w:id="63"/>
             <w:r>
               <w:t>{%tr for item in items %}</w:t>
             </w:r>
-            <w:commentRangeEnd w:id="33"/>
+            <w:commentRangeEnd w:id="63"/>
             <w:r>
               <w:rPr>
                 <w:rStyle w:val="CommentReference"/>
               </w:rPr>
-              <w:commentReference w:id="33"/>
+              <w:commentReference w:id="63"/>
             </w:r>
           </w:p>
         </w:tc>
@@ -4048,16 +4337,16 @@
                 <w:szCs w:val="22"/>
               </w:rPr>
             </w:pPr>
-            <w:commentRangeStart w:id="34"/>
+            <w:commentRangeStart w:id="64"/>
             <w:r>
               <w:t>{{ item.code }}</w:t>
             </w:r>
-            <w:commentRangeEnd w:id="34"/>
+            <w:commentRangeEnd w:id="64"/>
             <w:r>
               <w:rPr>
                 <w:rStyle w:val="CommentReference"/>
               </w:rPr>
-              <w:commentReference w:id="34"/>
+              <w:commentReference w:id="64"/>
             </w:r>
           </w:p>
         </w:tc>
@@ -4074,16 +4363,16 @@
                 <w:szCs w:val="22"/>
               </w:rPr>
             </w:pPr>
-            <w:commentRangeStart w:id="35"/>
+            <w:commentRangeStart w:id="65"/>
             <w:r>
               <w:t>{{ item.name }}</w:t>
             </w:r>
-            <w:commentRangeEnd w:id="35"/>
+            <w:commentRangeEnd w:id="65"/>
             <w:r>
               <w:rPr>
                 <w:rStyle w:val="CommentReference"/>
               </w:rPr>
-              <w:commentReference w:id="35"/>
+              <w:commentReference w:id="65"/>
             </w:r>
           </w:p>
         </w:tc>
@@ -4101,16 +4390,16 @@
                 <w:szCs w:val="22"/>
               </w:rPr>
             </w:pPr>
-            <w:commentRangeStart w:id="36"/>
+            <w:commentRangeStart w:id="66"/>
             <w:r>
               <w:t>{{ item.quantity }}</w:t>
             </w:r>
-            <w:commentRangeEnd w:id="36"/>
+            <w:commentRangeEnd w:id="66"/>
             <w:r>
               <w:rPr>
                 <w:rStyle w:val="CommentReference"/>
               </w:rPr>
-              <w:commentReference w:id="36"/>
+              <w:commentReference w:id="66"/>
             </w:r>
           </w:p>
         </w:tc>
@@ -4128,16 +4417,16 @@
                 <w:szCs w:val="22"/>
               </w:rPr>
             </w:pPr>
-            <w:commentRangeStart w:id="37"/>
+            <w:commentRangeStart w:id="67"/>
             <w:r>
               <w:t>{{ item.norm_hours }}</w:t>
             </w:r>
-            <w:commentRangeEnd w:id="37"/>
+            <w:commentRangeEnd w:id="67"/>
             <w:r>
               <w:rPr>
                 <w:rStyle w:val="CommentReference"/>
               </w:rPr>
-              <w:commentReference w:id="37"/>
+              <w:commentReference w:id="67"/>
             </w:r>
           </w:p>
         </w:tc>
@@ -4155,16 +4444,16 @@
                 <w:szCs w:val="22"/>
               </w:rPr>
             </w:pPr>
-            <w:commentRangeStart w:id="38"/>
+            <w:commentRangeStart w:id="68"/>
             <w:r>
               <w:t>{{ item.unit_price }}</w:t>
             </w:r>
-            <w:commentRangeEnd w:id="38"/>
+            <w:commentRangeEnd w:id="68"/>
             <w:r>
               <w:rPr>
                 <w:rStyle w:val="CommentReference"/>
               </w:rPr>
-              <w:commentReference w:id="38"/>
+              <w:commentReference w:id="68"/>
             </w:r>
           </w:p>
         </w:tc>
@@ -4182,16 +4471,16 @@
                 <w:szCs w:val="22"/>
               </w:rPr>
             </w:pPr>
-            <w:commentRangeStart w:id="39"/>
+            <w:commentRangeStart w:id="69"/>
             <w:r>
               <w:t>{{ item.total }}</w:t>
             </w:r>
-            <w:commentRangeEnd w:id="39"/>
+            <w:commentRangeEnd w:id="69"/>
             <w:r>
               <w:rPr>
                 <w:rStyle w:val="CommentReference"/>
               </w:rPr>
-              <w:commentReference w:id="39"/>
+              <w:commentReference w:id="69"/>
             </w:r>
           </w:p>
         </w:tc>
@@ -4210,16 +4499,16 @@
                 <w:szCs w:val="22"/>
               </w:rPr>
             </w:pPr>
-            <w:commentRangeStart w:id="40"/>
+            <w:commentRangeStart w:id="70"/>
             <w:r>
               <w:t>{%tr endfor %}</w:t>
             </w:r>
-            <w:commentRangeEnd w:id="40"/>
+            <w:commentRangeEnd w:id="70"/>
             <w:r>
               <w:rPr>
                 <w:rStyle w:val="CommentReference"/>
               </w:rPr>
-              <w:commentReference w:id="40"/>
+              <w:commentReference w:id="70"/>
             </w:r>
           </w:p>
         </w:tc>
@@ -4613,16 +4902,16 @@
                 <w:szCs w:val="22"/>
               </w:rPr>
             </w:pPr>
-            <w:commentRangeStart w:id="41"/>
+            <w:commentRangeStart w:id="71"/>
             <w:r>
               <w:t>{%tr for item in items %}</w:t>
             </w:r>
-            <w:commentRangeEnd w:id="41"/>
+            <w:commentRangeEnd w:id="71"/>
             <w:r>
               <w:rPr>
                 <w:rStyle w:val="CommentReference"/>
               </w:rPr>
-              <w:commentReference w:id="41"/>
+              <w:commentReference w:id="71"/>
             </w:r>
           </w:p>
         </w:tc>
@@ -4716,16 +5005,16 @@
                 <w:szCs w:val="22"/>
               </w:rPr>
             </w:pPr>
-            <w:commentRangeStart w:id="42"/>
+            <w:commentRangeStart w:id="72"/>
             <w:r>
               <w:t>{{ item.code }}</w:t>
             </w:r>
-            <w:commentRangeEnd w:id="42"/>
+            <w:commentRangeEnd w:id="72"/>
             <w:r>
               <w:rPr>
                 <w:rStyle w:val="CommentReference"/>
               </w:rPr>
-              <w:commentReference w:id="42"/>
+              <w:commentReference w:id="72"/>
             </w:r>
           </w:p>
         </w:tc>
@@ -4742,16 +5031,16 @@
                 <w:szCs w:val="22"/>
               </w:rPr>
             </w:pPr>
-            <w:commentRangeStart w:id="43"/>
+            <w:commentRangeStart w:id="73"/>
             <w:r>
               <w:t>{{ item.name }}</w:t>
             </w:r>
-            <w:commentRangeEnd w:id="43"/>
+            <w:commentRangeEnd w:id="73"/>
             <w:r>
               <w:rPr>
                 <w:rStyle w:val="CommentReference"/>
               </w:rPr>
-              <w:commentReference w:id="43"/>
+              <w:commentReference w:id="73"/>
             </w:r>
           </w:p>
         </w:tc>
@@ -4768,16 +5057,16 @@
                 <w:szCs w:val="22"/>
               </w:rPr>
             </w:pPr>
-            <w:commentRangeStart w:id="44"/>
+            <w:commentRangeStart w:id="74"/>
             <w:r>
               <w:t>{{ item.unit }}</w:t>
             </w:r>
-            <w:commentRangeEnd w:id="44"/>
+            <w:commentRangeEnd w:id="74"/>
             <w:r>
               <w:rPr>
                 <w:rStyle w:val="CommentReference"/>
               </w:rPr>
-              <w:commentReference w:id="44"/>
+              <w:commentReference w:id="74"/>
             </w:r>
           </w:p>
         </w:tc>
@@ -4794,16 +5083,16 @@
                 <w:szCs w:val="22"/>
               </w:rPr>
             </w:pPr>
-            <w:commentRangeStart w:id="45"/>
+            <w:commentRangeStart w:id="75"/>
             <w:r>
               <w:t>{{ item.quantity }}</w:t>
             </w:r>
-            <w:commentRangeEnd w:id="45"/>
+            <w:commentRangeEnd w:id="75"/>
             <w:r>
               <w:rPr>
                 <w:rStyle w:val="CommentReference"/>
               </w:rPr>
-              <w:commentReference w:id="45"/>
+              <w:commentReference w:id="75"/>
             </w:r>
           </w:p>
         </w:tc>
@@ -4820,16 +5109,16 @@
                 <w:szCs w:val="22"/>
               </w:rPr>
             </w:pPr>
-            <w:commentRangeStart w:id="46"/>
+            <w:commentRangeStart w:id="76"/>
             <w:r>
               <w:t>{{ item.unit_price }}</w:t>
             </w:r>
-            <w:commentRangeEnd w:id="46"/>
+            <w:commentRangeEnd w:id="76"/>
             <w:r>
               <w:rPr>
                 <w:rStyle w:val="CommentReference"/>
               </w:rPr>
-              <w:commentReference w:id="46"/>
+              <w:commentReference w:id="76"/>
             </w:r>
           </w:p>
         </w:tc>
@@ -4846,16 +5135,16 @@
                 <w:szCs w:val="22"/>
               </w:rPr>
             </w:pPr>
-            <w:commentRangeStart w:id="47"/>
+            <w:commentRangeStart w:id="77"/>
             <w:r>
               <w:t>{{ item.total }}</w:t>
             </w:r>
-            <w:commentRangeEnd w:id="47"/>
+            <w:commentRangeEnd w:id="77"/>
             <w:r>
               <w:rPr>
                 <w:rStyle w:val="CommentReference"/>
               </w:rPr>
-              <w:commentReference w:id="47"/>
+              <w:commentReference w:id="77"/>
             </w:r>
           </w:p>
         </w:tc>
@@ -4874,16 +5163,16 @@
                 <w:szCs w:val="22"/>
               </w:rPr>
             </w:pPr>
-            <w:commentRangeStart w:id="48"/>
+            <w:commentRangeStart w:id="78"/>
             <w:r>
               <w:t>{%tr endfor %}</w:t>
             </w:r>
-            <w:commentRangeEnd w:id="48"/>
+            <w:commentRangeEnd w:id="78"/>
             <w:r>
               <w:rPr>
                 <w:rStyle w:val="CommentReference"/>
               </w:rPr>
-              <w:commentReference w:id="48"/>
+              <w:commentReference w:id="78"/>
             </w:r>
           </w:p>
         </w:tc>
@@ -5126,7 +5415,7 @@
                 <w:szCs w:val="22"/>
               </w:rPr>
             </w:pPr>
-            <w:commentRangeStart w:id="49"/>
+            <w:commentRangeStart w:id="79"/>
             <w:r>
               <w:rPr>
                 <w:b/>
@@ -5135,12 +5424,12 @@
               </w:rPr>
               <w:t xml:space="preserve">НДС, {{ vat_rate }}% ( руб.)</w:t>
             </w:r>
-            <w:commentRangeEnd w:id="49"/>
+            <w:commentRangeEnd w:id="79"/>
             <w:r>
               <w:rPr>
                 <w:rStyle w:val="CommentReference"/>
               </w:rPr>
-              <w:commentReference w:id="49"/>
+              <w:commentReference w:id="79"/>
             </w:r>
           </w:p>
         </w:tc>
@@ -6141,7 +6430,7 @@
         <w:annotationRef/>
       </w:r>
       <w:r>
-        <w:t>Должность подписанта. Пример: Генеральный директор</w:t>
+        <w:t>Должность подписанта. Пример: Директор</w:t>
       </w:r>
     </w:p>
   </w:comment>
@@ -6157,7 +6446,7 @@
         <w:annotationRef/>
       </w:r>
       <w:r>
-        <w:t>ФИО в им.падеже. Пример: Петров Пётр Петрович</w:t>
+        <w:t>ФИО в им.падеже. Пример: Иванов Иван Иванович</w:t>
       </w:r>
     </w:p>
   </w:comment>
@@ -6189,7 +6478,7 @@
         <w:annotationRef/>
       </w:r>
       <w:r>
-        <w:t>Полное наименование. Пример: Автономная некоммерческая организация «ВСКС»</w:t>
+        <w:t>Полное наименование. Пример: Автономная некоммерческая организация «Пример»</w:t>
       </w:r>
     </w:p>
   </w:comment>
@@ -6205,7 +6494,7 @@
         <w:annotationRef/>
       </w:r>
       <w:r>
-        <w:t>Краткое наименование Заказчика (из карточки организации). Пример: АНО «ВСКС»</w:t>
+        <w:t>Краткое наименование Заказчика (из карточки организации). Пример: АНО «Пример»</w:t>
       </w:r>
     </w:p>
   </w:comment>
@@ -6237,7 +6526,7 @@
         <w:annotationRef/>
       </w:r>
       <w:r>
-        <w:t>ФИО подписанта (им.падеж). Пример: Козеев Евгений Викторович</w:t>
+        <w:t>ФИО подписанта (им.падеж). Пример: Петров Пётр Петрович</w:t>
       </w:r>
     </w:p>
   </w:comment>
@@ -6269,7 +6558,7 @@
         <w:annotationRef/>
       </w:r>
       <w:r>
-        <w:t>Номер соглашения о предоставлении субсидии. Пример: 091-10-2026-008</w:t>
+        <w:t>Печатается, если в закупке выбрана предоплата. Иначе печатается вариант постоплаты (после заключения/исполнения)</w:t>
       </w:r>
     </w:p>
   </w:comment>
@@ -6285,7 +6574,7 @@
         <w:annotationRef/>
       </w:r>
       <w:r>
-        <w:t>Наименование грантодателя — кто предоставил субсидию. Пример: Федеральное агентство по делам молодежи (Росмолодежь)</w:t>
+        <w:t>Срок оплаты в календарных днях. Пример: 10</w:t>
       </w:r>
     </w:p>
   </w:comment>
@@ -6301,7 +6590,7 @@
         <w:annotationRef/>
       </w:r>
       <w:r>
-        <w:t>Год. Пример: 2026</w:t>
+        <w:t>Срок оплаты прописью (число в скобках). Пример: семь</w:t>
       </w:r>
     </w:p>
   </w:comment>
@@ -6317,7 +6606,7 @@
         <w:annotationRef/>
       </w:r>
       <w:r>
-        <w:t>Дата соглашения о предоставлении субсидии. Пример: 28.01.2026</w:t>
+        <w:t>Печатается, если по закупке задана сумма аванса</w:t>
       </w:r>
     </w:p>
   </w:comment>
@@ -6333,7 +6622,7 @@
         <w:annotationRef/>
       </w:r>
       <w:r>
-        <w:t>Полное наименование. Пример: Автономная некоммерческая организация «ВСКС»</w:t>
+        <w:t>Сумма аванса (если в закупке выбрана предоплата). Пример: 50 000,00</w:t>
       </w:r>
     </w:p>
   </w:comment>
@@ -6349,7 +6638,7 @@
         <w:annotationRef/>
       </w:r>
       <w:r>
-        <w:t>Наименование министерства, предоставившего субсидию. Пример: Министерство труда и социальной защиты Российской Федерации</w:t>
+        <w:t>Конец условия</w:t>
       </w:r>
     </w:p>
   </w:comment>
@@ -6365,7 +6654,7 @@
         <w:annotationRef/>
       </w:r>
       <w:r>
-        <w:t>Печатается, если у договора задана дата окончания. Иначе договор действует до полного исполнения обязательств</w:t>
+        <w:t>Иначе — противоположный случай к условию выше</w:t>
       </w:r>
     </w:p>
   </w:comment>
@@ -6381,7 +6670,7 @@
         <w:annotationRef/>
       </w:r>
       <w:r>
-        <w:t>Дата окончания действия договора. Если пусто — договор действует до полного исполнения обязательств. Пример: 31.12.2026</w:t>
+        <w:t>Срок оплаты в календарных днях. Пример: 10</w:t>
       </w:r>
     </w:p>
   </w:comment>
@@ -6397,7 +6686,7 @@
         <w:annotationRef/>
       </w:r>
       <w:r>
-        <w:t>Конец условия</w:t>
+        <w:t>Срок оплаты прописью (число в скобках). Пример: семь</w:t>
       </w:r>
     </w:p>
   </w:comment>
@@ -6413,7 +6702,7 @@
         <w:annotationRef/>
       </w:r>
       <w:r>
-        <w:t>Номер договора. Пример: 2026/42</w:t>
+        <w:t>Конец условия</w:t>
       </w:r>
     </w:p>
   </w:comment>
@@ -6429,7 +6718,7 @@
         <w:annotationRef/>
       </w:r>
       <w:r>
-        <w:t>День. Пример: 15</w:t>
+        <w:t>Номер соглашения о предоставлении субсидии. Пример: 091-10-2026-008</w:t>
       </w:r>
     </w:p>
   </w:comment>
@@ -6445,7 +6734,7 @@
         <w:annotationRef/>
       </w:r>
       <w:r>
-        <w:t>Месяц прописью. Пример: января</w:t>
+        <w:t>Наименование грантодателя — кто предоставил субсидию. Пример: Федеральное агентство по делам молодежи (Росмолодежь)</w:t>
       </w:r>
     </w:p>
   </w:comment>
@@ -6477,7 +6766,7 @@
         <w:annotationRef/>
       </w:r>
       <w:r>
-        <w:t>Номер договора. Пример: 2026/42</w:t>
+        <w:t>Дата соглашения о предоставлении субсидии. Пример: 28.01.2026</w:t>
       </w:r>
     </w:p>
   </w:comment>
@@ -6493,7 +6782,7 @@
         <w:annotationRef/>
       </w:r>
       <w:r>
-        <w:t>День. Пример: 15</w:t>
+        <w:t>Полное наименование. Пример: Автономная некоммерческая организация «Пример»</w:t>
       </w:r>
     </w:p>
   </w:comment>
@@ -6509,7 +6798,7 @@
         <w:annotationRef/>
       </w:r>
       <w:r>
-        <w:t>Месяц прописью. Пример: января</w:t>
+        <w:t>Наименование министерства, предоставившего субсидию. Пример: Министерство труда и социальной защиты Российской Федерации</w:t>
       </w:r>
     </w:p>
   </w:comment>
@@ -6525,7 +6814,7 @@
         <w:annotationRef/>
       </w:r>
       <w:r>
-        <w:t>Год. Пример: 2026</w:t>
+        <w:t>Печатается, если у договора задана дата окончания. Иначе договор действует до полного исполнения обязательств</w:t>
       </w:r>
     </w:p>
   </w:comment>
@@ -6541,7 +6830,7 @@
         <w:annotationRef/>
       </w:r>
       <w:r>
-        <w:t>Полное наименование. Пример: Автономная некоммерческая организация «ВСКС»</w:t>
+        <w:t>Дата окончания действия договора. Если пусто — договор действует до полного исполнения обязательств. Пример: 31.12.2026</w:t>
       </w:r>
     </w:p>
   </w:comment>
@@ -6557,7 +6846,7 @@
         <w:annotationRef/>
       </w:r>
       <w:r>
-        <w:t>Должность подписанта. Пример: Президент</w:t>
+        <w:t>Конец условия</w:t>
       </w:r>
     </w:p>
   </w:comment>
@@ -6573,7 +6862,7 @@
         <w:annotationRef/>
       </w:r>
       <w:r>
-        <w:t>Эта строка таблицы повторится для КАЖДОЙ позиции закупки. Удалять её нельзя — иначе позиции не напечатаются</w:t>
+        <w:t>Номер договора. Пример: 2026/42</w:t>
       </w:r>
     </w:p>
   </w:comment>
@@ -6589,7 +6878,7 @@
         <w:annotationRef/>
       </w:r>
       <w:r>
-        <w:t>Текущая позиция внутри таблицы позиций — используется только в строках таблицы. Пример: позиция списка</w:t>
+        <w:t>День. Пример: 15</w:t>
       </w:r>
     </w:p>
   </w:comment>
@@ -6605,7 +6894,7 @@
         <w:annotationRef/>
       </w:r>
       <w:r>
-        <w:t>Текущая позиция внутри таблицы позиций — используется только в строках таблицы. Пример: позиция списка</w:t>
+        <w:t>Месяц прописью. Пример: января</w:t>
       </w:r>
     </w:p>
   </w:comment>
@@ -6621,7 +6910,7 @@
         <w:annotationRef/>
       </w:r>
       <w:r>
-        <w:t>Текущая позиция внутри таблицы позиций — используется только в строках таблицы. Пример: позиция списка</w:t>
+        <w:t>Год. Пример: 2026</w:t>
       </w:r>
     </w:p>
   </w:comment>
@@ -6637,7 +6926,7 @@
         <w:annotationRef/>
       </w:r>
       <w:r>
-        <w:t>Текущая позиция внутри таблицы позиций — используется только в строках таблицы. Пример: позиция списка</w:t>
+        <w:t>Номер заявки на ремонт. Пример: ЗР-2026-004</w:t>
       </w:r>
     </w:p>
   </w:comment>
@@ -6653,7 +6942,7 @@
         <w:annotationRef/>
       </w:r>
       <w:r>
-        <w:t>Текущая позиция внутри таблицы позиций — используется только в строках таблицы. Пример: позиция списка</w:t>
+        <w:t>Номер договора. Пример: 2026/42</w:t>
       </w:r>
     </w:p>
   </w:comment>
@@ -6669,7 +6958,7 @@
         <w:annotationRef/>
       </w:r>
       <w:r>
-        <w:t>Текущая позиция внутри таблицы позиций — используется только в строках таблицы. Пример: позиция списка</w:t>
+        <w:t>День. Пример: 15</w:t>
       </w:r>
     </w:p>
   </w:comment>
@@ -6685,7 +6974,7 @@
         <w:annotationRef/>
       </w:r>
       <w:r>
-        <w:t>Конец повторяющейся строки таблицы</w:t>
+        <w:t>Месяц прописью. Пример: января</w:t>
       </w:r>
     </w:p>
   </w:comment>
@@ -6701,7 +6990,7 @@
         <w:annotationRef/>
       </w:r>
       <w:r>
-        <w:t>Эта строка таблицы повторится для КАЖДОЙ позиции закупки. Удалять её нельзя — иначе позиции не напечатаются</w:t>
+        <w:t>Год. Пример: 2026</w:t>
       </w:r>
     </w:p>
   </w:comment>
@@ -6717,7 +7006,7 @@
         <w:annotationRef/>
       </w:r>
       <w:r>
-        <w:t>Текущая позиция внутри таблицы позиций — используется только в строках таблицы. Пример: позиция списка</w:t>
+        <w:t>Полное наименование. Пример: Автономная некоммерческая организация «Пример»</w:t>
       </w:r>
     </w:p>
   </w:comment>
@@ -6733,7 +7022,7 @@
         <w:annotationRef/>
       </w:r>
       <w:r>
-        <w:t>Текущая позиция внутри таблицы позиций — используется только в строках таблицы. Пример: позиция списка</w:t>
+        <w:t>Юридический адрес. Пример: г. Москва, ул. Ленина, д. 1</w:t>
       </w:r>
     </w:p>
   </w:comment>
@@ -6749,7 +7038,7 @@
         <w:annotationRef/>
       </w:r>
       <w:r>
-        <w:t>Текущая позиция внутри таблицы позиций — используется только в строках таблицы. Пример: позиция списка</w:t>
+        <w:t>ИНН Заказчика. Пример: 7700000001</w:t>
       </w:r>
     </w:p>
   </w:comment>
@@ -6765,7 +7054,7 @@
         <w:annotationRef/>
       </w:r>
       <w:r>
-        <w:t>Текущая позиция внутри таблицы позиций — используется только в строках таблицы. Пример: позиция списка</w:t>
+        <w:t>КПП Заказчика. Пример: 770001001</w:t>
       </w:r>
     </w:p>
   </w:comment>
@@ -6781,7 +7070,7 @@
         <w:annotationRef/>
       </w:r>
       <w:r>
-        <w:t>Текущая позиция внутри таблицы позиций — используется только в строках таблицы. Пример: позиция списка</w:t>
+        <w:t>ОГРН Заказчика. Пример: 1027700000001</w:t>
       </w:r>
     </w:p>
   </w:comment>
@@ -6797,7 +7086,7 @@
         <w:annotationRef/>
       </w:r>
       <w:r>
-        <w:t>Текущая позиция внутри таблицы позиций — используется только в строках таблицы. Пример: позиция списка</w:t>
+        <w:t>Банк Заказчика. Пример: ПАО «Банк Пример»</w:t>
       </w:r>
     </w:p>
   </w:comment>
@@ -6813,11 +7102,491 @@
         <w:annotationRef/>
       </w:r>
       <w:r>
-        <w:t>Конец повторяющейся строки таблицы</w:t>
+        <w:t>Расчётный счёт Заказчика. Пример: 40703810000000000000</w:t>
       </w:r>
     </w:p>
   </w:comment>
   <w:comment w:id="49" w:author="Подсказка" w:initials="П" w:date="2026-01-01T00:00:00Z">
+    <w:p>
+      <w:pPr>
+        <w:pStyle w:val="CommentText"/>
+      </w:pPr>
+      <w:r>
+        <w:rPr>
+          <w:rStyle w:val="CommentReference"/>
+        </w:rPr>
+        <w:annotationRef/>
+      </w:r>
+      <w:r>
+        <w:t>БИК банка Заказчика. Пример: 044500000</w:t>
+      </w:r>
+    </w:p>
+  </w:comment>
+  <w:comment w:id="50" w:author="Подсказка" w:initials="П" w:date="2026-01-01T00:00:00Z">
+    <w:p>
+      <w:pPr>
+        <w:pStyle w:val="CommentText"/>
+      </w:pPr>
+      <w:r>
+        <w:rPr>
+          <w:rStyle w:val="CommentReference"/>
+        </w:rPr>
+        <w:annotationRef/>
+      </w:r>
+      <w:r>
+        <w:t>Корр. счёт Заказчика. Пример: 30101810000000000000</w:t>
+      </w:r>
+    </w:p>
+  </w:comment>
+  <w:comment w:id="51" w:author="Подсказка" w:initials="П" w:date="2026-01-01T00:00:00Z">
+    <w:p>
+      <w:pPr>
+        <w:pStyle w:val="CommentText"/>
+      </w:pPr>
+      <w:r>
+        <w:rPr>
+          <w:rStyle w:val="CommentReference"/>
+        </w:rPr>
+        <w:annotationRef/>
+      </w:r>
+      <w:r>
+        <w:t>Должность подписанта. Пример: Президент</w:t>
+      </w:r>
+    </w:p>
+  </w:comment>
+  <w:comment w:id="52" w:author="Подсказка" w:initials="П" w:date="2026-01-01T00:00:00Z">
+    <w:p>
+      <w:pPr>
+        <w:pStyle w:val="CommentText"/>
+      </w:pPr>
+      <w:r>
+        <w:rPr>
+          <w:rStyle w:val="CommentReference"/>
+        </w:rPr>
+        <w:annotationRef/>
+      </w:r>
+      <w:r>
+        <w:t>Подписант заказчика в формате «И.О. Фамилия». Пример: П.П. Петров</w:t>
+      </w:r>
+    </w:p>
+  </w:comment>
+  <w:comment w:id="53" w:author="Подсказка" w:initials="П" w:date="2026-01-01T00:00:00Z">
+    <w:p>
+      <w:pPr>
+        <w:pStyle w:val="CommentText"/>
+      </w:pPr>
+      <w:r>
+        <w:rPr>
+          <w:rStyle w:val="CommentReference"/>
+        </w:rPr>
+        <w:annotationRef/>
+      </w:r>
+      <w:r>
+        <w:t>Полное наименование контрагента. Пример: Общество с ограниченной ответственностью «Ромашка»</w:t>
+      </w:r>
+    </w:p>
+  </w:comment>
+  <w:comment w:id="54" w:author="Подсказка" w:initials="П" w:date="2026-01-01T00:00:00Z">
+    <w:p>
+      <w:pPr>
+        <w:pStyle w:val="CommentText"/>
+      </w:pPr>
+      <w:r>
+        <w:rPr>
+          <w:rStyle w:val="CommentReference"/>
+        </w:rPr>
+        <w:annotationRef/>
+      </w:r>
+      <w:r>
+        <w:t>Юридический адрес. Пример: 101000, г. Москва, ул. Цветочная, д. 1, оф. 5</w:t>
+      </w:r>
+    </w:p>
+  </w:comment>
+  <w:comment w:id="55" w:author="Подсказка" w:initials="П" w:date="2026-01-01T00:00:00Z">
+    <w:p>
+      <w:pPr>
+        <w:pStyle w:val="CommentText"/>
+      </w:pPr>
+      <w:r>
+        <w:rPr>
+          <w:rStyle w:val="CommentReference"/>
+        </w:rPr>
+        <w:annotationRef/>
+      </w:r>
+      <w:r>
+        <w:t>ИНН контрагента. Пример: 7700000000</w:t>
+      </w:r>
+    </w:p>
+  </w:comment>
+  <w:comment w:id="56" w:author="Подсказка" w:initials="П" w:date="2026-01-01T00:00:00Z">
+    <w:p>
+      <w:pPr>
+        <w:pStyle w:val="CommentText"/>
+      </w:pPr>
+      <w:r>
+        <w:rPr>
+          <w:rStyle w:val="CommentReference"/>
+        </w:rPr>
+        <w:annotationRef/>
+      </w:r>
+      <w:r>
+        <w:t>КПП контрагента. Пример: 770101001</w:t>
+      </w:r>
+    </w:p>
+  </w:comment>
+  <w:comment w:id="57" w:author="Подсказка" w:initials="П" w:date="2026-01-01T00:00:00Z">
+    <w:p>
+      <w:pPr>
+        <w:pStyle w:val="CommentText"/>
+      </w:pPr>
+      <w:r>
+        <w:rPr>
+          <w:rStyle w:val="CommentReference"/>
+        </w:rPr>
+        <w:annotationRef/>
+      </w:r>
+      <w:r>
+        <w:t>ОГРН / ОГРНИП. Пример: 1157746000000</w:t>
+      </w:r>
+    </w:p>
+  </w:comment>
+  <w:comment w:id="58" w:author="Подсказка" w:initials="П" w:date="2026-01-01T00:00:00Z">
+    <w:p>
+      <w:pPr>
+        <w:pStyle w:val="CommentText"/>
+      </w:pPr>
+      <w:r>
+        <w:rPr>
+          <w:rStyle w:val="CommentReference"/>
+        </w:rPr>
+        <w:annotationRef/>
+      </w:r>
+      <w:r>
+        <w:t>Наименование банка. Пример: ПАО «Банк Пример»</w:t>
+      </w:r>
+    </w:p>
+  </w:comment>
+  <w:comment w:id="59" w:author="Подсказка" w:initials="П" w:date="2026-01-01T00:00:00Z">
+    <w:p>
+      <w:pPr>
+        <w:pStyle w:val="CommentText"/>
+      </w:pPr>
+      <w:r>
+        <w:rPr>
+          <w:rStyle w:val="CommentReference"/>
+        </w:rPr>
+        <w:annotationRef/>
+      </w:r>
+      <w:r>
+        <w:t>Расчётный счёт. Пример: 40702810000000000000</w:t>
+      </w:r>
+    </w:p>
+  </w:comment>
+  <w:comment w:id="60" w:author="Подсказка" w:initials="П" w:date="2026-01-01T00:00:00Z">
+    <w:p>
+      <w:pPr>
+        <w:pStyle w:val="CommentText"/>
+      </w:pPr>
+      <w:r>
+        <w:rPr>
+          <w:rStyle w:val="CommentReference"/>
+        </w:rPr>
+        <w:annotationRef/>
+      </w:r>
+      <w:r>
+        <w:t>БИК банка. Пример: 044500000</w:t>
+      </w:r>
+    </w:p>
+  </w:comment>
+  <w:comment w:id="61" w:author="Подсказка" w:initials="П" w:date="2026-01-01T00:00:00Z">
+    <w:p>
+      <w:pPr>
+        <w:pStyle w:val="CommentText"/>
+      </w:pPr>
+      <w:r>
+        <w:rPr>
+          <w:rStyle w:val="CommentReference"/>
+        </w:rPr>
+        <w:annotationRef/>
+      </w:r>
+      <w:r>
+        <w:t>Корреспондентский счёт. Пример: 30101810000000000000</w:t>
+      </w:r>
+    </w:p>
+  </w:comment>
+  <w:comment w:id="62" w:author="Подсказка" w:initials="П" w:date="2026-01-01T00:00:00Z">
+    <w:p>
+      <w:pPr>
+        <w:pStyle w:val="CommentText"/>
+      </w:pPr>
+      <w:r>
+        <w:rPr>
+          <w:rStyle w:val="CommentReference"/>
+        </w:rPr>
+        <w:annotationRef/>
+      </w:r>
+      <w:r>
+        <w:t>Фамилия + инициалы («Фамилия И.О.») — печатается в строке подписи. Пример: Иванов И.И.</w:t>
+      </w:r>
+    </w:p>
+  </w:comment>
+  <w:comment w:id="63" w:author="Подсказка" w:initials="П" w:date="2026-01-01T00:00:00Z">
+    <w:p>
+      <w:pPr>
+        <w:pStyle w:val="CommentText"/>
+      </w:pPr>
+      <w:r>
+        <w:rPr>
+          <w:rStyle w:val="CommentReference"/>
+        </w:rPr>
+        <w:annotationRef/>
+      </w:r>
+      <w:r>
+        <w:t>Эта строка таблицы повторится для КАЖДОЙ позиции закупки. Удалять её нельзя — иначе позиции не напечатаются</w:t>
+      </w:r>
+    </w:p>
+  </w:comment>
+  <w:comment w:id="64" w:author="Подсказка" w:initials="П" w:date="2026-01-01T00:00:00Z">
+    <w:p>
+      <w:pPr>
+        <w:pStyle w:val="CommentText"/>
+      </w:pPr>
+      <w:r>
+        <w:rPr>
+          <w:rStyle w:val="CommentReference"/>
+        </w:rPr>
+        <w:annotationRef/>
+      </w:r>
+      <w:r>
+        <w:t>Текущая позиция внутри таблицы позиций — используется только в строках таблицы. Пример: позиция списка</w:t>
+      </w:r>
+    </w:p>
+  </w:comment>
+  <w:comment w:id="65" w:author="Подсказка" w:initials="П" w:date="2026-01-01T00:00:00Z">
+    <w:p>
+      <w:pPr>
+        <w:pStyle w:val="CommentText"/>
+      </w:pPr>
+      <w:r>
+        <w:rPr>
+          <w:rStyle w:val="CommentReference"/>
+        </w:rPr>
+        <w:annotationRef/>
+      </w:r>
+      <w:r>
+        <w:t>Текущая позиция внутри таблицы позиций — используется только в строках таблицы. Пример: позиция списка</w:t>
+      </w:r>
+    </w:p>
+  </w:comment>
+  <w:comment w:id="66" w:author="Подсказка" w:initials="П" w:date="2026-01-01T00:00:00Z">
+    <w:p>
+      <w:pPr>
+        <w:pStyle w:val="CommentText"/>
+      </w:pPr>
+      <w:r>
+        <w:rPr>
+          <w:rStyle w:val="CommentReference"/>
+        </w:rPr>
+        <w:annotationRef/>
+      </w:r>
+      <w:r>
+        <w:t>Текущая позиция внутри таблицы позиций — используется только в строках таблицы. Пример: позиция списка</w:t>
+      </w:r>
+    </w:p>
+  </w:comment>
+  <w:comment w:id="67" w:author="Подсказка" w:initials="П" w:date="2026-01-01T00:00:00Z">
+    <w:p>
+      <w:pPr>
+        <w:pStyle w:val="CommentText"/>
+      </w:pPr>
+      <w:r>
+        <w:rPr>
+          <w:rStyle w:val="CommentReference"/>
+        </w:rPr>
+        <w:annotationRef/>
+      </w:r>
+      <w:r>
+        <w:t>Текущая позиция внутри таблицы позиций — используется только в строках таблицы. Пример: позиция списка</w:t>
+      </w:r>
+    </w:p>
+  </w:comment>
+  <w:comment w:id="68" w:author="Подсказка" w:initials="П" w:date="2026-01-01T00:00:00Z">
+    <w:p>
+      <w:pPr>
+        <w:pStyle w:val="CommentText"/>
+      </w:pPr>
+      <w:r>
+        <w:rPr>
+          <w:rStyle w:val="CommentReference"/>
+        </w:rPr>
+        <w:annotationRef/>
+      </w:r>
+      <w:r>
+        <w:t>Текущая позиция внутри таблицы позиций — используется только в строках таблицы. Пример: позиция списка</w:t>
+      </w:r>
+    </w:p>
+  </w:comment>
+  <w:comment w:id="69" w:author="Подсказка" w:initials="П" w:date="2026-01-01T00:00:00Z">
+    <w:p>
+      <w:pPr>
+        <w:pStyle w:val="CommentText"/>
+      </w:pPr>
+      <w:r>
+        <w:rPr>
+          <w:rStyle w:val="CommentReference"/>
+        </w:rPr>
+        <w:annotationRef/>
+      </w:r>
+      <w:r>
+        <w:t>Текущая позиция внутри таблицы позиций — используется только в строках таблицы. Пример: позиция списка</w:t>
+      </w:r>
+    </w:p>
+  </w:comment>
+  <w:comment w:id="70" w:author="Подсказка" w:initials="П" w:date="2026-01-01T00:00:00Z">
+    <w:p>
+      <w:pPr>
+        <w:pStyle w:val="CommentText"/>
+      </w:pPr>
+      <w:r>
+        <w:rPr>
+          <w:rStyle w:val="CommentReference"/>
+        </w:rPr>
+        <w:annotationRef/>
+      </w:r>
+      <w:r>
+        <w:t>Конец повторяющейся строки таблицы</w:t>
+      </w:r>
+    </w:p>
+  </w:comment>
+  <w:comment w:id="71" w:author="Подсказка" w:initials="П" w:date="2026-01-01T00:00:00Z">
+    <w:p>
+      <w:pPr>
+        <w:pStyle w:val="CommentText"/>
+      </w:pPr>
+      <w:r>
+        <w:rPr>
+          <w:rStyle w:val="CommentReference"/>
+        </w:rPr>
+        <w:annotationRef/>
+      </w:r>
+      <w:r>
+        <w:t>Эта строка таблицы повторится для КАЖДОЙ позиции закупки. Удалять её нельзя — иначе позиции не напечатаются</w:t>
+      </w:r>
+    </w:p>
+  </w:comment>
+  <w:comment w:id="72" w:author="Подсказка" w:initials="П" w:date="2026-01-01T00:00:00Z">
+    <w:p>
+      <w:pPr>
+        <w:pStyle w:val="CommentText"/>
+      </w:pPr>
+      <w:r>
+        <w:rPr>
+          <w:rStyle w:val="CommentReference"/>
+        </w:rPr>
+        <w:annotationRef/>
+      </w:r>
+      <w:r>
+        <w:t>Текущая позиция внутри таблицы позиций — используется только в строках таблицы. Пример: позиция списка</w:t>
+      </w:r>
+    </w:p>
+  </w:comment>
+  <w:comment w:id="73" w:author="Подсказка" w:initials="П" w:date="2026-01-01T00:00:00Z">
+    <w:p>
+      <w:pPr>
+        <w:pStyle w:val="CommentText"/>
+      </w:pPr>
+      <w:r>
+        <w:rPr>
+          <w:rStyle w:val="CommentReference"/>
+        </w:rPr>
+        <w:annotationRef/>
+      </w:r>
+      <w:r>
+        <w:t>Текущая позиция внутри таблицы позиций — используется только в строках таблицы. Пример: позиция списка</w:t>
+      </w:r>
+    </w:p>
+  </w:comment>
+  <w:comment w:id="74" w:author="Подсказка" w:initials="П" w:date="2026-01-01T00:00:00Z">
+    <w:p>
+      <w:pPr>
+        <w:pStyle w:val="CommentText"/>
+      </w:pPr>
+      <w:r>
+        <w:rPr>
+          <w:rStyle w:val="CommentReference"/>
+        </w:rPr>
+        <w:annotationRef/>
+      </w:r>
+      <w:r>
+        <w:t>Текущая позиция внутри таблицы позиций — используется только в строках таблицы. Пример: позиция списка</w:t>
+      </w:r>
+    </w:p>
+  </w:comment>
+  <w:comment w:id="75" w:author="Подсказка" w:initials="П" w:date="2026-01-01T00:00:00Z">
+    <w:p>
+      <w:pPr>
+        <w:pStyle w:val="CommentText"/>
+      </w:pPr>
+      <w:r>
+        <w:rPr>
+          <w:rStyle w:val="CommentReference"/>
+        </w:rPr>
+        <w:annotationRef/>
+      </w:r>
+      <w:r>
+        <w:t>Текущая позиция внутри таблицы позиций — используется только в строках таблицы. Пример: позиция списка</w:t>
+      </w:r>
+    </w:p>
+  </w:comment>
+  <w:comment w:id="76" w:author="Подсказка" w:initials="П" w:date="2026-01-01T00:00:00Z">
+    <w:p>
+      <w:pPr>
+        <w:pStyle w:val="CommentText"/>
+      </w:pPr>
+      <w:r>
+        <w:rPr>
+          <w:rStyle w:val="CommentReference"/>
+        </w:rPr>
+        <w:annotationRef/>
+      </w:r>
+      <w:r>
+        <w:t>Текущая позиция внутри таблицы позиций — используется только в строках таблицы. Пример: позиция списка</w:t>
+      </w:r>
+    </w:p>
+  </w:comment>
+  <w:comment w:id="77" w:author="Подсказка" w:initials="П" w:date="2026-01-01T00:00:00Z">
+    <w:p>
+      <w:pPr>
+        <w:pStyle w:val="CommentText"/>
+      </w:pPr>
+      <w:r>
+        <w:rPr>
+          <w:rStyle w:val="CommentReference"/>
+        </w:rPr>
+        <w:annotationRef/>
+      </w:r>
+      <w:r>
+        <w:t>Текущая позиция внутри таблицы позиций — используется только в строках таблицы. Пример: позиция списка</w:t>
+      </w:r>
+    </w:p>
+  </w:comment>
+  <w:comment w:id="78" w:author="Подсказка" w:initials="П" w:date="2026-01-01T00:00:00Z">
+    <w:p>
+      <w:pPr>
+        <w:pStyle w:val="CommentText"/>
+      </w:pPr>
+      <w:r>
+        <w:rPr>
+          <w:rStyle w:val="CommentReference"/>
+        </w:rPr>
+        <w:annotationRef/>
+      </w:r>
+      <w:r>
+        <w:t>Конец повторяющейся строки таблицы</w:t>
+      </w:r>
+    </w:p>
+  </w:comment>
+  <w:comment w:id="79" w:author="Подсказка" w:initials="П" w:date="2026-01-01T00:00:00Z">
     <w:p>
       <w:pPr>
         <w:pStyle w:val="CommentText"/>

--- a/backend/templates/contract_repair_framework.docx
+++ b/backend/templates/contract_repair_framework.docx
@@ -110,7 +110,7 @@
           <w:b/>
           <w:bCs/>
         </w:rPr>
-        <w:t xml:space="preserve">{{ contractor_full_name }}, в лице {{ contractor_signatory_position }} {{ contractor_signatory_name }}, действующий на основании {{ contractor_signatory_basis }}, именуемый в дальнейшем «Исполнитель»</w:t>
+        <w:t xml:space="preserve">{{ contractor_full_name }}, в лице {{ contractor_signatory_position_genitive }} {{ contractor_signatory_name_genitive }}, действующий на основании {{ contractor_signatory_basis }}, именуемый в дальнейшем «Исполнитель»</w:t>
       </w:r>
       <w:commentRangeEnd w:id="8"/>
       <w:r>
@@ -184,7 +184,7 @@
       <w:commentRangeStart w:id="12"/>
       <w:commentRangeStart w:id="13"/>
       <w:r>
-        <w:t xml:space="preserve">в лице {{ customer_signatory_position }} {{ customer_signatory_name }}, действующего на основании {{ customer_signatory_basis }}, именуемое в дальнейшем «Заказчик», с другой стороны, а вместе именуемые Стороны, заключили настоящий Договор о следующем: </w:t>
+        <w:t xml:space="preserve">в лице {{ customer_signatory_position_genitive }} {{ customer_signatory_name_genitive }}, действующего на основании {{ customer_signatory_basis }}, именуемое в дальнейшем «Заказчик», с другой стороны, а вместе именуемые Стороны, заключили настоящий Договор о следующем: </w:t>
       </w:r>
       <w:commentRangeEnd w:id="13"/>
       <w:r>
@@ -6430,7 +6430,7 @@
         <w:annotationRef/>
       </w:r>
       <w:r>
-        <w:t>Должность подписанта. Пример: Директор</w:t>
+        <w:t>Должность подписанта Исполнителя в род.падеже. Пример: Генерального директора</w:t>
       </w:r>
     </w:p>
   </w:comment>
@@ -6446,7 +6446,7 @@
         <w:annotationRef/>
       </w:r>
       <w:r>
-        <w:t>ФИО в им.падеже. Пример: Иванов Иван Иванович</w:t>
+        <w:t>ФИО в род.падеже. Пример: Иванова Ивана Ивановича</w:t>
       </w:r>
     </w:p>
   </w:comment>
@@ -6510,7 +6510,7 @@
         <w:annotationRef/>
       </w:r>
       <w:r>
-        <w:t>Должность подписанта. Пример: Президент</w:t>
+        <w:t>Должность подписанта Заказчика в род.падеже. Пример: Президента</w:t>
       </w:r>
     </w:p>
   </w:comment>
@@ -6526,7 +6526,7 @@
         <w:annotationRef/>
       </w:r>
       <w:r>
-        <w:t>ФИО подписанта (им.падеж). Пример: Петров Пётр Петрович</w:t>
+        <w:t>ФИО в род.падеже. Пример: Петрова Петра Петровича</w:t>
       </w:r>
     </w:p>
   </w:comment>

--- a/backend/templates/contract_repair_framework.docx
+++ b/backend/templates/contract_repair_framework.docx
@@ -335,6 +335,57 @@
     </w:p>
     <w:p>
       <w:pPr>
+        <w:ind w:firstLine="709"/>
+        <w:jc w:val="both"/>
+      </w:pPr>
+      <w:commentRangeStart w:id="14"/>
+      <w:r>
+        <w:t>{%p if subsidy_agreement_text %}</w:t>
+      </w:r>
+      <w:commentRangeEnd w:id="14"/>
+      <w:r>
+        <w:rPr>
+          <w:rStyle w:val="CommentReference"/>
+        </w:rPr>
+        <w:commentReference w:id="14"/>
+      </w:r>
+    </w:p>
+    <w:p>
+      <w:pPr>
+        <w:ind w:firstLine="709"/>
+        <w:jc w:val="both"/>
+      </w:pPr>
+      <w:commentRangeStart w:id="15"/>
+      <w:r>
+        <w:t xml:space="preserve">1.4. Договор заключён в рамках реализации {{subsidy_agreement_text}}.</w:t>
+      </w:r>
+      <w:commentRangeEnd w:id="15"/>
+      <w:r>
+        <w:rPr>
+          <w:rStyle w:val="CommentReference"/>
+        </w:rPr>
+        <w:commentReference w:id="15"/>
+      </w:r>
+    </w:p>
+    <w:p>
+      <w:pPr>
+        <w:ind w:firstLine="709"/>
+        <w:jc w:val="both"/>
+      </w:pPr>
+      <w:commentRangeStart w:id="16"/>
+      <w:r>
+        <w:t>{%p endif %}</w:t>
+      </w:r>
+      <w:commentRangeEnd w:id="16"/>
+      <w:r>
+        <w:rPr>
+          <w:rStyle w:val="CommentReference"/>
+        </w:rPr>
+        <w:commentReference w:id="16"/>
+      </w:r>
+    </w:p>
+    <w:p>
+      <w:pPr>
         <w:jc w:val="center"/>
       </w:pPr>
       <w:r>
@@ -1040,16 +1091,16 @@
           <w:sz w:val="20"/>
         </w:rPr>
       </w:pPr>
-      <w:commentRangeStart w:id="14"/>
+      <w:commentRangeStart w:id="17"/>
       <w:r>
         <w:t>{%p if is_prepayment %}</w:t>
       </w:r>
-      <w:commentRangeEnd w:id="14"/>
-      <w:r>
-        <w:rPr>
-          <w:rStyle w:val="CommentReference"/>
-        </w:rPr>
-        <w:commentReference w:id="14"/>
+      <w:commentRangeEnd w:id="17"/>
+      <w:r>
+        <w:rPr>
+          <w:rStyle w:val="CommentReference"/>
+        </w:rPr>
+        <w:commentReference w:id="17"/>
       </w:r>
     </w:p>
     <w:p>
@@ -1060,14 +1111,35 @@
           <w:sz w:val="20"/>
         </w:rPr>
       </w:pPr>
-      <w:commentRangeStart w:id="15"/>
-      <w:commentRangeStart w:id="16"/>
-      <w:commentRangeStart w:id="17"/>
       <w:commentRangeStart w:id="18"/>
       <w:commentRangeStart w:id="19"/>
+      <w:commentRangeStart w:id="20"/>
+      <w:commentRangeStart w:id="21"/>
+      <w:commentRangeStart w:id="22"/>
       <w:r>
         <w:t>4.5. Оплата всех денежных платежей может быть произведена в форме предоплаты, путём перечисления денежных средств на расчетный счет Исполнителя в течение {{ payment_term_days or '____' }} ({{ payment_term_days_words or '____' }}) рабочих дней с момента заключения настоящего Договора{% if advance_amount %} в размере аванса {{ advance_amount }} руб.{% endif %}, на основании выставленного Исполнителем счета на оплату и счет-фактуры (если применимо).</w:t>
       </w:r>
+      <w:commentRangeEnd w:id="22"/>
+      <w:r>
+        <w:rPr>
+          <w:rStyle w:val="CommentReference"/>
+        </w:rPr>
+        <w:commentReference w:id="22"/>
+      </w:r>
+      <w:commentRangeEnd w:id="21"/>
+      <w:r>
+        <w:rPr>
+          <w:rStyle w:val="CommentReference"/>
+        </w:rPr>
+        <w:commentReference w:id="21"/>
+      </w:r>
+      <w:commentRangeEnd w:id="20"/>
+      <w:r>
+        <w:rPr>
+          <w:rStyle w:val="CommentReference"/>
+        </w:rPr>
+        <w:commentReference w:id="20"/>
+      </w:r>
       <w:commentRangeEnd w:id="19"/>
       <w:r>
         <w:rPr>
@@ -1081,27 +1153,6 @@
           <w:rStyle w:val="CommentReference"/>
         </w:rPr>
         <w:commentReference w:id="18"/>
-      </w:r>
-      <w:commentRangeEnd w:id="17"/>
-      <w:r>
-        <w:rPr>
-          <w:rStyle w:val="CommentReference"/>
-        </w:rPr>
-        <w:commentReference w:id="17"/>
-      </w:r>
-      <w:commentRangeEnd w:id="16"/>
-      <w:r>
-        <w:rPr>
-          <w:rStyle w:val="CommentReference"/>
-        </w:rPr>
-        <w:commentReference w:id="16"/>
-      </w:r>
-      <w:commentRangeEnd w:id="15"/>
-      <w:r>
-        <w:rPr>
-          <w:rStyle w:val="CommentReference"/>
-        </w:rPr>
-        <w:commentReference w:id="15"/>
       </w:r>
     </w:p>
     <w:p>
@@ -1112,16 +1163,16 @@
           <w:sz w:val="20"/>
         </w:rPr>
       </w:pPr>
-      <w:commentRangeStart w:id="20"/>
+      <w:commentRangeStart w:id="23"/>
       <w:r>
         <w:t>{%p else %}</w:t>
       </w:r>
-      <w:commentRangeEnd w:id="20"/>
-      <w:r>
-        <w:rPr>
-          <w:rStyle w:val="CommentReference"/>
-        </w:rPr>
-        <w:commentReference w:id="20"/>
+      <w:commentRangeEnd w:id="23"/>
+      <w:r>
+        <w:rPr>
+          <w:rStyle w:val="CommentReference"/>
+        </w:rPr>
+        <w:commentReference w:id="23"/>
       </w:r>
     </w:p>
     <w:p>
@@ -1138,8 +1189,8 @@
         </w:rPr>
         <w:t xml:space="preserve">4.5. Оплата всех денежных </w:t>
       </w:r>
-      <w:commentRangeStart w:id="21"/>
-      <w:commentRangeStart w:id="22"/>
+      <w:commentRangeStart w:id="24"/>
+      <w:commentRangeStart w:id="25"/>
       <w:r>
         <w:rPr>
           <w:color w:val="000000" w:themeColor="text1"/>
@@ -1147,19 +1198,19 @@
         </w:rPr>
         <w:t xml:space="preserve">платежей может быть произведена в форме безналичного перечисления на расчетный счет Исполнителя в течение {{ payment_term_days or '____' }} ({{ payment_term_days_words or '____' }}) рабочих дней </w:t>
       </w:r>
-      <w:commentRangeEnd w:id="22"/>
-      <w:r>
-        <w:rPr>
-          <w:rStyle w:val="CommentReference"/>
-        </w:rPr>
-        <w:commentReference w:id="22"/>
-      </w:r>
-      <w:commentRangeEnd w:id="21"/>
-      <w:r>
-        <w:rPr>
-          <w:rStyle w:val="CommentReference"/>
-        </w:rPr>
-        <w:commentReference w:id="21"/>
+      <w:commentRangeEnd w:id="25"/>
+      <w:r>
+        <w:rPr>
+          <w:rStyle w:val="CommentReference"/>
+        </w:rPr>
+        <w:commentReference w:id="25"/>
+      </w:r>
+      <w:commentRangeEnd w:id="24"/>
+      <w:r>
+        <w:rPr>
+          <w:rStyle w:val="CommentReference"/>
+        </w:rPr>
+        <w:commentReference w:id="24"/>
       </w:r>
       <w:r>
         <w:rPr>
@@ -1176,16 +1227,16 @@
           <w:sz w:val="20"/>
         </w:rPr>
       </w:pPr>
-      <w:commentRangeStart w:id="23"/>
+      <w:commentRangeStart w:id="26"/>
       <w:r>
         <w:t>{%p endif %}</w:t>
       </w:r>
-      <w:commentRangeEnd w:id="23"/>
-      <w:r>
-        <w:rPr>
-          <w:rStyle w:val="CommentReference"/>
-        </w:rPr>
-        <w:commentReference w:id="23"/>
+      <w:commentRangeEnd w:id="26"/>
+      <w:r>
+        <w:rPr>
+          <w:rStyle w:val="CommentReference"/>
+        </w:rPr>
+        <w:commentReference w:id="26"/>
       </w:r>
     </w:p>
     <w:p>
@@ -1241,18 +1292,39 @@
           <w:sz w:val="20"/>
         </w:rPr>
       </w:pPr>
-      <w:commentRangeStart w:id="24"/>
-      <w:commentRangeStart w:id="25"/>
-      <w:commentRangeStart w:id="26"/>
       <w:commentRangeStart w:id="27"/>
       <w:commentRangeStart w:id="28"/>
       <w:commentRangeStart w:id="29"/>
+      <w:commentRangeStart w:id="30"/>
+      <w:commentRangeStart w:id="31"/>
+      <w:commentRangeStart w:id="32"/>
       <w:r>
         <w:rPr>
           <w:sz w:val="20"/>
         </w:rPr>
         <w:t xml:space="preserve">4.8. Финансирование договора осуществляется в рамках Соглашения № {{ subsidy_agreement_number }} о предоставлении субсидии из бюджета {{ subsidy_grantor_name or '____________________' }} в {{ contract_date_year }} году от {{ subsidy_agreement_date }}, заключенного между {{ customer_full_name }} и {{ subsidy_ministry_name or '____________________' }}. В связи с оплатой стоимости настоящего договора за счет средств регионального бюджета, Поставщик дает свое согласие на осуществление главным распорядителем бюджетных средств, предоставившим субсидию (МИНИСТЕРСТВО МОЛОДЕЖНОЙ ПОЛИТИКИ ______), а также органами государственного (муниципального) финансового контроля проверок соблюдения Заказчиком условий, целей и порядка предоставления субсидии.</w:t>
       </w:r>
+      <w:commentRangeEnd w:id="32"/>
+      <w:r>
+        <w:rPr>
+          <w:rStyle w:val="CommentReference"/>
+        </w:rPr>
+        <w:commentReference w:id="32"/>
+      </w:r>
+      <w:commentRangeEnd w:id="31"/>
+      <w:r>
+        <w:rPr>
+          <w:rStyle w:val="CommentReference"/>
+        </w:rPr>
+        <w:commentReference w:id="31"/>
+      </w:r>
+      <w:commentRangeEnd w:id="30"/>
+      <w:r>
+        <w:rPr>
+          <w:rStyle w:val="CommentReference"/>
+        </w:rPr>
+        <w:commentReference w:id="30"/>
+      </w:r>
       <w:commentRangeEnd w:id="29"/>
       <w:r>
         <w:rPr>
@@ -1273,27 +1345,6 @@
           <w:rStyle w:val="CommentReference"/>
         </w:rPr>
         <w:commentReference w:id="27"/>
-      </w:r>
-      <w:commentRangeEnd w:id="26"/>
-      <w:r>
-        <w:rPr>
-          <w:rStyle w:val="CommentReference"/>
-        </w:rPr>
-        <w:commentReference w:id="26"/>
-      </w:r>
-      <w:commentRangeEnd w:id="25"/>
-      <w:r>
-        <w:rPr>
-          <w:rStyle w:val="CommentReference"/>
-        </w:rPr>
-        <w:commentReference w:id="25"/>
-      </w:r>
-      <w:commentRangeEnd w:id="24"/>
-      <w:r>
-        <w:rPr>
-          <w:rStyle w:val="CommentReference"/>
-        </w:rPr>
-        <w:commentReference w:id="24"/>
       </w:r>
     </w:p>
     <w:p>
@@ -1821,32 +1872,32 @@
         <w:ind w:firstLine="709"/>
         <w:jc w:val="both"/>
       </w:pPr>
-      <w:commentRangeStart w:id="30"/>
-      <w:commentRangeStart w:id="31"/>
-      <w:commentRangeStart w:id="32"/>
+      <w:commentRangeStart w:id="33"/>
+      <w:commentRangeStart w:id="34"/>
+      <w:commentRangeStart w:id="35"/>
       <w:r>
         <w:t xml:space="preserve">8.1. Настоящий Договор вступает в силу с момента его подписания и действует до полного исполнения Сторонами своих обязательств{%- if contract_end_date %}, но не позднее {{ contract_end_date }} г.{%- endif %}</w:t>
       </w:r>
-      <w:commentRangeEnd w:id="32"/>
-      <w:r>
-        <w:rPr>
-          <w:rStyle w:val="CommentReference"/>
-        </w:rPr>
-        <w:commentReference w:id="32"/>
-      </w:r>
-      <w:commentRangeEnd w:id="31"/>
-      <w:r>
-        <w:rPr>
-          <w:rStyle w:val="CommentReference"/>
-        </w:rPr>
-        <w:commentReference w:id="31"/>
-      </w:r>
-      <w:commentRangeEnd w:id="30"/>
-      <w:r>
-        <w:rPr>
-          <w:rStyle w:val="CommentReference"/>
-        </w:rPr>
-        <w:commentReference w:id="30"/>
+      <w:commentRangeEnd w:id="35"/>
+      <w:r>
+        <w:rPr>
+          <w:rStyle w:val="CommentReference"/>
+        </w:rPr>
+        <w:commentReference w:id="35"/>
+      </w:r>
+      <w:commentRangeEnd w:id="34"/>
+      <w:r>
+        <w:rPr>
+          <w:rStyle w:val="CommentReference"/>
+        </w:rPr>
+        <w:commentReference w:id="34"/>
+      </w:r>
+      <w:commentRangeEnd w:id="33"/>
+      <w:r>
+        <w:rPr>
+          <w:rStyle w:val="CommentReference"/>
+        </w:rPr>
+        <w:commentReference w:id="33"/>
       </w:r>
       <w:r>
         <w:rPr>
@@ -2247,6 +2298,132 @@
         <w:ind w:firstLine="709"/>
         <w:jc w:val="both"/>
       </w:pPr>
+    </w:p>
+    <w:p>
+      <w:pPr>
+        <w:ind w:firstLine="709"/>
+        <w:jc w:val="both"/>
+      </w:pPr>
+      <w:commentRangeStart w:id="36"/>
+      <w:r>
+        <w:t>{%p if subsidy_extra_clause_1 %}</w:t>
+      </w:r>
+      <w:commentRangeEnd w:id="36"/>
+      <w:r>
+        <w:rPr>
+          <w:rStyle w:val="CommentReference"/>
+        </w:rPr>
+        <w:commentReference w:id="36"/>
+      </w:r>
+    </w:p>
+    <w:p>
+      <w:pPr>
+        <w:ind w:firstLine="709"/>
+        <w:jc w:val="both"/>
+      </w:pPr>
+      <w:commentRangeStart w:id="37"/>
+      <w:r>
+        <w:t xml:space="preserve">10.16. {{subsidy_extra_clause_1}}</w:t>
+      </w:r>
+      <w:commentRangeEnd w:id="37"/>
+      <w:r>
+        <w:rPr>
+          <w:rStyle w:val="CommentReference"/>
+        </w:rPr>
+        <w:commentReference w:id="37"/>
+      </w:r>
+    </w:p>
+    <w:p>
+      <w:pPr>
+        <w:ind w:firstLine="709"/>
+        <w:jc w:val="both"/>
+      </w:pPr>
+      <w:commentRangeStart w:id="38"/>
+      <w:r>
+        <w:t>{%p endif %}</w:t>
+      </w:r>
+      <w:commentRangeEnd w:id="38"/>
+      <w:r>
+        <w:rPr>
+          <w:rStyle w:val="CommentReference"/>
+        </w:rPr>
+        <w:commentReference w:id="38"/>
+      </w:r>
+    </w:p>
+    <w:p>
+      <w:pPr>
+        <w:ind w:firstLine="709"/>
+        <w:jc w:val="both"/>
+      </w:pPr>
+      <w:commentRangeStart w:id="39"/>
+      <w:r>
+        <w:t>{%p if subsidy_extra_clause_2 %}</w:t>
+      </w:r>
+      <w:commentRangeEnd w:id="39"/>
+      <w:r>
+        <w:rPr>
+          <w:rStyle w:val="CommentReference"/>
+        </w:rPr>
+        <w:commentReference w:id="39"/>
+      </w:r>
+    </w:p>
+    <w:p>
+      <w:pPr>
+        <w:ind w:firstLine="709"/>
+        <w:jc w:val="both"/>
+      </w:pPr>
+      <w:commentRangeStart w:id="40"/>
+      <w:commentRangeStart w:id="41"/>
+      <w:commentRangeStart w:id="42"/>
+      <w:commentRangeStart w:id="43"/>
+      <w:r>
+        <w:t xml:space="preserve">{% if subsidy_extra_clause_1 %}10.17{% else %}10.16{% endif %}. {{subsidy_extra_clause_2}}</w:t>
+      </w:r>
+      <w:commentRangeEnd w:id="43"/>
+      <w:r>
+        <w:rPr>
+          <w:rStyle w:val="CommentReference"/>
+        </w:rPr>
+        <w:commentReference w:id="43"/>
+      </w:r>
+      <w:commentRangeEnd w:id="42"/>
+      <w:r>
+        <w:rPr>
+          <w:rStyle w:val="CommentReference"/>
+        </w:rPr>
+        <w:commentReference w:id="42"/>
+      </w:r>
+      <w:commentRangeEnd w:id="41"/>
+      <w:r>
+        <w:rPr>
+          <w:rStyle w:val="CommentReference"/>
+        </w:rPr>
+        <w:commentReference w:id="41"/>
+      </w:r>
+      <w:commentRangeEnd w:id="40"/>
+      <w:r>
+        <w:rPr>
+          <w:rStyle w:val="CommentReference"/>
+        </w:rPr>
+        <w:commentReference w:id="40"/>
+      </w:r>
+    </w:p>
+    <w:p>
+      <w:pPr>
+        <w:ind w:firstLine="709"/>
+        <w:jc w:val="both"/>
+      </w:pPr>
+      <w:commentRangeStart w:id="44"/>
+      <w:r>
+        <w:t>{%p endif %}</w:t>
+      </w:r>
+      <w:commentRangeEnd w:id="44"/>
+      <w:r>
+        <w:rPr>
+          <w:rStyle w:val="CommentReference"/>
+        </w:rPr>
+        <w:commentReference w:id="44"/>
+      </w:r>
     </w:p>
     <w:p>
       <w:pPr>
@@ -2361,19 +2538,19 @@
                 <w:rFonts w:eastAsia="Calibri"/>
               </w:rPr>
             </w:pPr>
-            <w:commentRangeStart w:id="42"/>
+            <w:commentRangeStart w:id="54"/>
             <w:r>
               <w:rPr>
                 <w:rFonts w:eastAsia="Calibri"/>
               </w:rPr>
               <w:t xml:space="preserve">Наименование: {{ customer_full_name }}</w:t>
             </w:r>
-            <w:commentRangeEnd w:id="42"/>
+            <w:commentRangeEnd w:id="54"/>
             <w:r>
               <w:rPr>
                 <w:rStyle w:val="CommentReference"/>
               </w:rPr>
-              <w:commentReference w:id="42"/>
+              <w:commentReference w:id="54"/>
             </w:r>
           </w:p>
           <w:p>
@@ -2384,19 +2561,19 @@
                 <w:rFonts w:eastAsia="Calibri"/>
               </w:rPr>
             </w:pPr>
-            <w:commentRangeStart w:id="43"/>
+            <w:commentRangeStart w:id="55"/>
             <w:r>
               <w:rPr>
                 <w:rFonts w:eastAsia="Calibri"/>
               </w:rPr>
               <w:t xml:space="preserve">Адрес местонахождения: {{ customer_address }}</w:t>
             </w:r>
-            <w:commentRangeEnd w:id="43"/>
+            <w:commentRangeEnd w:id="55"/>
             <w:r>
               <w:rPr>
                 <w:rStyle w:val="CommentReference"/>
               </w:rPr>
-              <w:commentReference w:id="43"/>
+              <w:commentReference w:id="55"/>
             </w:r>
           </w:p>
           <w:p>
@@ -2407,8 +2584,8 @@
                 <w:rFonts w:eastAsia="Calibri"/>
               </w:rPr>
             </w:pPr>
-            <w:commentRangeStart w:id="44"/>
-            <w:commentRangeStart w:id="45"/>
+            <w:commentRangeStart w:id="56"/>
+            <w:commentRangeStart w:id="57"/>
             <w:r>
               <w:rPr>
                 <w:rFonts w:eastAsia="Calibri"/>
@@ -2416,19 +2593,19 @@
               <w:t xml:space="preserve">ИНН {{ customer_inn }}
 КПП {{ customer_kpp }}</w:t>
             </w:r>
-            <w:commentRangeEnd w:id="45"/>
+            <w:commentRangeEnd w:id="57"/>
             <w:r>
               <w:rPr>
                 <w:rStyle w:val="CommentReference"/>
               </w:rPr>
-              <w:commentReference w:id="45"/>
-            </w:r>
-            <w:commentRangeEnd w:id="44"/>
+              <w:commentReference w:id="57"/>
+            </w:r>
+            <w:commentRangeEnd w:id="56"/>
             <w:r>
               <w:rPr>
                 <w:rStyle w:val="CommentReference"/>
               </w:rPr>
-              <w:commentReference w:id="44"/>
+              <w:commentReference w:id="56"/>
             </w:r>
             <w:r>
               <w:rPr>
@@ -2446,19 +2623,19 @@
                 <w:rFonts w:eastAsia="Calibri"/>
               </w:rPr>
             </w:pPr>
-            <w:commentRangeStart w:id="46"/>
+            <w:commentRangeStart w:id="58"/>
             <w:r>
               <w:rPr>
                 <w:rFonts w:eastAsia="Calibri"/>
               </w:rPr>
               <w:t xml:space="preserve">ОГРН {{ customer_ogrn }}</w:t>
             </w:r>
-            <w:commentRangeEnd w:id="46"/>
+            <w:commentRangeEnd w:id="58"/>
             <w:r>
               <w:rPr>
                 <w:rStyle w:val="CommentReference"/>
               </w:rPr>
-              <w:commentReference w:id="46"/>
+              <w:commentReference w:id="58"/>
             </w:r>
           </w:p>
           <w:p>
@@ -2469,43 +2646,43 @@
                 <w:rFonts w:eastAsia="Calibri"/>
               </w:rPr>
             </w:pPr>
-            <w:commentRangeStart w:id="47"/>
-            <w:commentRangeStart w:id="48"/>
-            <w:commentRangeStart w:id="49"/>
-            <w:commentRangeStart w:id="50"/>
+            <w:commentRangeStart w:id="59"/>
+            <w:commentRangeStart w:id="60"/>
+            <w:commentRangeStart w:id="61"/>
+            <w:commentRangeStart w:id="62"/>
             <w:r>
               <w:rPr>
                 <w:rFonts w:eastAsia="Calibri"/>
               </w:rPr>
               <w:t xml:space="preserve">Банковские реквизиты: {{ customer_bank_name or '__________' }}, р/с {{ customer_settlement_account or '__________' }}, БИК {{ customer_bik or '__________' }}, к/с {{ customer_correspondent_account or '__________' }}</w:t>
             </w:r>
-            <w:commentRangeEnd w:id="50"/>
+            <w:commentRangeEnd w:id="62"/>
             <w:r>
               <w:rPr>
                 <w:rStyle w:val="CommentReference"/>
               </w:rPr>
-              <w:commentReference w:id="50"/>
-            </w:r>
-            <w:commentRangeEnd w:id="49"/>
+              <w:commentReference w:id="62"/>
+            </w:r>
+            <w:commentRangeEnd w:id="61"/>
             <w:r>
               <w:rPr>
                 <w:rStyle w:val="CommentReference"/>
               </w:rPr>
-              <w:commentReference w:id="49"/>
-            </w:r>
-            <w:commentRangeEnd w:id="48"/>
+              <w:commentReference w:id="61"/>
+            </w:r>
+            <w:commentRangeEnd w:id="60"/>
             <w:r>
               <w:rPr>
                 <w:rStyle w:val="CommentReference"/>
               </w:rPr>
-              <w:commentReference w:id="48"/>
-            </w:r>
-            <w:commentRangeEnd w:id="47"/>
+              <w:commentReference w:id="60"/>
+            </w:r>
+            <w:commentRangeEnd w:id="59"/>
             <w:r>
               <w:rPr>
                 <w:rStyle w:val="CommentReference"/>
               </w:rPr>
-              <w:commentReference w:id="47"/>
+              <w:commentReference w:id="59"/>
             </w:r>
           </w:p>
           <w:p>
@@ -2525,19 +2702,19 @@
                 <w:rFonts w:eastAsia="Calibri"/>
               </w:rPr>
             </w:pPr>
-            <w:commentRangeStart w:id="51"/>
+            <w:commentRangeStart w:id="63"/>
             <w:r>
               <w:rPr>
                 <w:rFonts w:eastAsia="Calibri"/>
               </w:rPr>
               <w:t xml:space="preserve">{{ customer_signatory_position }}</w:t>
             </w:r>
-            <w:commentRangeEnd w:id="51"/>
+            <w:commentRangeEnd w:id="63"/>
             <w:r>
               <w:rPr>
                 <w:rStyle w:val="CommentReference"/>
               </w:rPr>
-              <w:commentReference w:id="51"/>
+              <w:commentReference w:id="63"/>
             </w:r>
           </w:p>
           <w:p>
@@ -2557,19 +2734,19 @@
                 <w:rFonts w:eastAsia="Calibri"/>
               </w:rPr>
             </w:pPr>
-            <w:commentRangeStart w:id="52"/>
+            <w:commentRangeStart w:id="64"/>
             <w:r>
               <w:rPr>
                 <w:rFonts w:eastAsia="Calibri"/>
               </w:rPr>
               <w:t xml:space="preserve">_________________ / {{ customer_signatory_name_initials }}М.П.</w:t>
             </w:r>
-            <w:commentRangeEnd w:id="52"/>
+            <w:commentRangeEnd w:id="64"/>
             <w:r>
               <w:rPr>
                 <w:rStyle w:val="CommentReference"/>
               </w:rPr>
-              <w:commentReference w:id="52"/>
+              <w:commentReference w:id="64"/>
             </w:r>
           </w:p>
         </w:tc>
@@ -2592,105 +2769,105 @@
             <w:shd w:val="clear" w:color="auto" w:fill="auto"/>
           </w:tcPr>
           <w:p>
-            <w:commentRangeStart w:id="53"/>
+            <w:commentRangeStart w:id="65"/>
             <w:r>
               <w:t xml:space="preserve">Наименование: {{ contractor_full_name }}</w:t>
             </w:r>
-            <w:commentRangeEnd w:id="53"/>
+            <w:commentRangeEnd w:id="65"/>
             <w:r>
               <w:rPr>
                 <w:rStyle w:val="CommentReference"/>
               </w:rPr>
-              <w:commentReference w:id="53"/>
-            </w:r>
-          </w:p>
-          <w:p>
-            <w:commentRangeStart w:id="54"/>
+              <w:commentReference w:id="65"/>
+            </w:r>
+          </w:p>
+          <w:p>
+            <w:commentRangeStart w:id="66"/>
             <w:r>
               <w:t xml:space="preserve">Адрес местонахождения: {{ contractor_address }}</w:t>
             </w:r>
-            <w:commentRangeEnd w:id="54"/>
+            <w:commentRangeEnd w:id="66"/>
             <w:r>
               <w:rPr>
                 <w:rStyle w:val="CommentReference"/>
               </w:rPr>
-              <w:commentReference w:id="54"/>
-            </w:r>
-          </w:p>
-          <w:p>
-            <w:commentRangeStart w:id="55"/>
+              <w:commentReference w:id="66"/>
+            </w:r>
+          </w:p>
+          <w:p>
+            <w:commentRangeStart w:id="67"/>
             <w:r>
               <w:t xml:space="preserve">ИНН {{ contractor_inn }}</w:t>
             </w:r>
-            <w:commentRangeEnd w:id="55"/>
+            <w:commentRangeEnd w:id="67"/>
             <w:r>
               <w:rPr>
                 <w:rStyle w:val="CommentReference"/>
               </w:rPr>
-              <w:commentReference w:id="55"/>
-            </w:r>
-          </w:p>
-          <w:p>
-            <w:commentRangeStart w:id="56"/>
+              <w:commentReference w:id="67"/>
+            </w:r>
+          </w:p>
+          <w:p>
+            <w:commentRangeStart w:id="68"/>
             <w:r>
               <w:t xml:space="preserve">КПП {{ contractor_kpp }}</w:t>
             </w:r>
-            <w:commentRangeEnd w:id="56"/>
+            <w:commentRangeEnd w:id="68"/>
             <w:r>
               <w:rPr>
                 <w:rStyle w:val="CommentReference"/>
               </w:rPr>
-              <w:commentReference w:id="56"/>
-            </w:r>
-          </w:p>
-          <w:p>
-            <w:commentRangeStart w:id="57"/>
+              <w:commentReference w:id="68"/>
+            </w:r>
+          </w:p>
+          <w:p>
+            <w:commentRangeStart w:id="69"/>
             <w:r>
               <w:t xml:space="preserve">ОГРН {{ contractor_ogrn }}</w:t>
             </w:r>
-            <w:commentRangeEnd w:id="57"/>
+            <w:commentRangeEnd w:id="69"/>
             <w:r>
               <w:rPr>
                 <w:rStyle w:val="CommentReference"/>
               </w:rPr>
-              <w:commentReference w:id="57"/>
-            </w:r>
-          </w:p>
-          <w:p>
-            <w:commentRangeStart w:id="58"/>
-            <w:commentRangeStart w:id="59"/>
-            <w:commentRangeStart w:id="60"/>
-            <w:commentRangeStart w:id="61"/>
+              <w:commentReference w:id="69"/>
+            </w:r>
+          </w:p>
+          <w:p>
+            <w:commentRangeStart w:id="70"/>
+            <w:commentRangeStart w:id="71"/>
+            <w:commentRangeStart w:id="72"/>
+            <w:commentRangeStart w:id="73"/>
             <w:r>
               <w:t xml:space="preserve">Банковские реквизиты: {{ contractor_bank_name or '__________' }}, р/с {{ contractor_settlement_account or '__________' }}, БИК {{ contractor_bik or '__________' }}, к/с {{ contractor_correspondent_account or '__________' }}</w:t>
             </w:r>
-            <w:commentRangeEnd w:id="61"/>
+            <w:commentRangeEnd w:id="73"/>
             <w:r>
               <w:rPr>
                 <w:rStyle w:val="CommentReference"/>
               </w:rPr>
-              <w:commentReference w:id="61"/>
-            </w:r>
-            <w:commentRangeEnd w:id="60"/>
+              <w:commentReference w:id="73"/>
+            </w:r>
+            <w:commentRangeEnd w:id="72"/>
             <w:r>
               <w:rPr>
                 <w:rStyle w:val="CommentReference"/>
               </w:rPr>
-              <w:commentReference w:id="60"/>
-            </w:r>
-            <w:commentRangeEnd w:id="59"/>
+              <w:commentReference w:id="72"/>
+            </w:r>
+            <w:commentRangeEnd w:id="71"/>
             <w:r>
               <w:rPr>
                 <w:rStyle w:val="CommentReference"/>
               </w:rPr>
-              <w:commentReference w:id="59"/>
-            </w:r>
-            <w:commentRangeEnd w:id="58"/>
+              <w:commentReference w:id="71"/>
+            </w:r>
+            <w:commentRangeEnd w:id="70"/>
             <w:r>
               <w:rPr>
                 <w:rStyle w:val="CommentReference"/>
               </w:rPr>
-              <w:commentReference w:id="58"/>
+              <w:commentReference w:id="70"/>
             </w:r>
           </w:p>
           <w:p>
@@ -2708,19 +2885,19 @@
                 <w:highlight w:val="yellow"/>
               </w:rPr>
             </w:pPr>
-            <w:commentRangeStart w:id="62"/>
+            <w:commentRangeStart w:id="74"/>
             <w:r>
               <w:rPr>
                 <w:highlight w:val="yellow"/>
               </w:rPr>
               <w:t xml:space="preserve">____________________ / {{ contractor_signatory_initials }}.</w:t>
             </w:r>
-            <w:commentRangeEnd w:id="62"/>
+            <w:commentRangeEnd w:id="74"/>
             <w:r>
               <w:rPr>
                 <w:rStyle w:val="CommentReference"/>
               </w:rPr>
-              <w:commentReference w:id="62"/>
+              <w:commentReference w:id="74"/>
             </w:r>
           </w:p>
           <w:p>
@@ -2913,10 +3090,10 @@
           <w:szCs w:val="22"/>
         </w:rPr>
       </w:pPr>
-      <w:commentRangeStart w:id="33"/>
-      <w:commentRangeStart w:id="34"/>
-      <w:commentRangeStart w:id="35"/>
-      <w:commentRangeStart w:id="36"/>
+      <w:commentRangeStart w:id="45"/>
+      <w:commentRangeStart w:id="46"/>
+      <w:commentRangeStart w:id="47"/>
+      <w:commentRangeStart w:id="48"/>
       <w:r>
         <w:rPr>
           <w:color w:val="333333"/>
@@ -2924,33 +3101,33 @@
         </w:rPr>
         <w:t xml:space="preserve">                                                                                                                                  к договору № {{ contract_number }} от {{ contract_date_day }}.{{ contract_date_month }}.{{ contract_date_year }}</w:t>
       </w:r>
-      <w:commentRangeEnd w:id="36"/>
-      <w:r>
-        <w:rPr>
-          <w:rStyle w:val="CommentReference"/>
-        </w:rPr>
-        <w:commentReference w:id="36"/>
-      </w:r>
-      <w:commentRangeEnd w:id="35"/>
-      <w:r>
-        <w:rPr>
-          <w:rStyle w:val="CommentReference"/>
-        </w:rPr>
-        <w:commentReference w:id="35"/>
-      </w:r>
-      <w:commentRangeEnd w:id="34"/>
-      <w:r>
-        <w:rPr>
-          <w:rStyle w:val="CommentReference"/>
-        </w:rPr>
-        <w:commentReference w:id="34"/>
-      </w:r>
-      <w:commentRangeEnd w:id="33"/>
-      <w:r>
-        <w:rPr>
-          <w:rStyle w:val="CommentReference"/>
-        </w:rPr>
-        <w:commentReference w:id="33"/>
+      <w:commentRangeEnd w:id="48"/>
+      <w:r>
+        <w:rPr>
+          <w:rStyle w:val="CommentReference"/>
+        </w:rPr>
+        <w:commentReference w:id="48"/>
+      </w:r>
+      <w:commentRangeEnd w:id="47"/>
+      <w:r>
+        <w:rPr>
+          <w:rStyle w:val="CommentReference"/>
+        </w:rPr>
+        <w:commentReference w:id="47"/>
+      </w:r>
+      <w:commentRangeEnd w:id="46"/>
+      <w:r>
+        <w:rPr>
+          <w:rStyle w:val="CommentReference"/>
+        </w:rPr>
+        <w:commentReference w:id="46"/>
+      </w:r>
+      <w:commentRangeEnd w:id="45"/>
+      <w:r>
+        <w:rPr>
+          <w:rStyle w:val="CommentReference"/>
+        </w:rPr>
+        <w:commentReference w:id="45"/>
       </w:r>
     </w:p>
     <w:p>
@@ -3356,7 +3533,7 @@
         </w:rPr>
       </w:pPr>
       <w:hyperlink r:id="rId9" w:history="1">
-        <w:commentRangeStart w:id="37"/>
+        <w:commentRangeStart w:id="49"/>
         <w:r>
           <w:rPr>
             <w:b/>
@@ -3366,12 +3543,12 @@
           </w:rPr>
           <w:t xml:space="preserve">ЗАЯВКА № {{ repair_request_number }}</w:t>
         </w:r>
-        <w:commentRangeEnd w:id="37"/>
+        <w:commentRangeEnd w:id="49"/>
         <w:r>
           <w:rPr>
             <w:rStyle w:val="CommentReference"/>
           </w:rPr>
-          <w:commentReference w:id="37"/>
+          <w:commentReference w:id="49"/>
         </w:r>
       </w:hyperlink>
       <w:r>
@@ -3404,10 +3581,10 @@
           <w:szCs w:val="22"/>
         </w:rPr>
       </w:pPr>
-      <w:commentRangeStart w:id="38"/>
-      <w:commentRangeStart w:id="39"/>
-      <w:commentRangeStart w:id="40"/>
-      <w:commentRangeStart w:id="41"/>
+      <w:commentRangeStart w:id="50"/>
+      <w:commentRangeStart w:id="51"/>
+      <w:commentRangeStart w:id="52"/>
+      <w:commentRangeStart w:id="53"/>
       <w:r>
         <w:rPr>
           <w:b/>
@@ -3416,33 +3593,33 @@
         </w:rPr>
         <w:t xml:space="preserve">По Договору № {{ contract_number }} от {{ contract_date_day }}.{{ contract_date_month }}.{{ contract_date_year }}</w:t>
       </w:r>
-      <w:commentRangeEnd w:id="41"/>
-      <w:r>
-        <w:rPr>
-          <w:rStyle w:val="CommentReference"/>
-        </w:rPr>
-        <w:commentReference w:id="41"/>
-      </w:r>
-      <w:commentRangeEnd w:id="40"/>
-      <w:r>
-        <w:rPr>
-          <w:rStyle w:val="CommentReference"/>
-        </w:rPr>
-        <w:commentReference w:id="40"/>
-      </w:r>
-      <w:commentRangeEnd w:id="39"/>
-      <w:r>
-        <w:rPr>
-          <w:rStyle w:val="CommentReference"/>
-        </w:rPr>
-        <w:commentReference w:id="39"/>
-      </w:r>
-      <w:commentRangeEnd w:id="38"/>
-      <w:r>
-        <w:rPr>
-          <w:rStyle w:val="CommentReference"/>
-        </w:rPr>
-        <w:commentReference w:id="38"/>
+      <w:commentRangeEnd w:id="53"/>
+      <w:r>
+        <w:rPr>
+          <w:rStyle w:val="CommentReference"/>
+        </w:rPr>
+        <w:commentReference w:id="53"/>
+      </w:r>
+      <w:commentRangeEnd w:id="52"/>
+      <w:r>
+        <w:rPr>
+          <w:rStyle w:val="CommentReference"/>
+        </w:rPr>
+        <w:commentReference w:id="52"/>
+      </w:r>
+      <w:commentRangeEnd w:id="51"/>
+      <w:r>
+        <w:rPr>
+          <w:rStyle w:val="CommentReference"/>
+        </w:rPr>
+        <w:commentReference w:id="51"/>
+      </w:r>
+      <w:commentRangeEnd w:id="50"/>
+      <w:r>
+        <w:rPr>
+          <w:rStyle w:val="CommentReference"/>
+        </w:rPr>
+        <w:commentReference w:id="50"/>
       </w:r>
     </w:p>
     <w:p>
@@ -4230,16 +4407,16 @@
                 <w:szCs w:val="22"/>
               </w:rPr>
             </w:pPr>
-            <w:commentRangeStart w:id="63"/>
+            <w:commentRangeStart w:id="75"/>
             <w:r>
               <w:t>{%tr for item in items %}</w:t>
             </w:r>
-            <w:commentRangeEnd w:id="63"/>
+            <w:commentRangeEnd w:id="75"/>
             <w:r>
               <w:rPr>
                 <w:rStyle w:val="CommentReference"/>
               </w:rPr>
-              <w:commentReference w:id="63"/>
+              <w:commentReference w:id="75"/>
             </w:r>
           </w:p>
         </w:tc>
@@ -4337,16 +4514,16 @@
                 <w:szCs w:val="22"/>
               </w:rPr>
             </w:pPr>
-            <w:commentRangeStart w:id="64"/>
+            <w:commentRangeStart w:id="76"/>
             <w:r>
               <w:t>{{ item.code }}</w:t>
             </w:r>
-            <w:commentRangeEnd w:id="64"/>
+            <w:commentRangeEnd w:id="76"/>
             <w:r>
               <w:rPr>
                 <w:rStyle w:val="CommentReference"/>
               </w:rPr>
-              <w:commentReference w:id="64"/>
+              <w:commentReference w:id="76"/>
             </w:r>
           </w:p>
         </w:tc>
@@ -4363,16 +4540,16 @@
                 <w:szCs w:val="22"/>
               </w:rPr>
             </w:pPr>
-            <w:commentRangeStart w:id="65"/>
+            <w:commentRangeStart w:id="77"/>
             <w:r>
               <w:t>{{ item.name }}</w:t>
             </w:r>
-            <w:commentRangeEnd w:id="65"/>
+            <w:commentRangeEnd w:id="77"/>
             <w:r>
               <w:rPr>
                 <w:rStyle w:val="CommentReference"/>
               </w:rPr>
-              <w:commentReference w:id="65"/>
+              <w:commentReference w:id="77"/>
             </w:r>
           </w:p>
         </w:tc>
@@ -4390,16 +4567,16 @@
                 <w:szCs w:val="22"/>
               </w:rPr>
             </w:pPr>
-            <w:commentRangeStart w:id="66"/>
+            <w:commentRangeStart w:id="78"/>
             <w:r>
               <w:t>{{ item.quantity }}</w:t>
             </w:r>
-            <w:commentRangeEnd w:id="66"/>
+            <w:commentRangeEnd w:id="78"/>
             <w:r>
               <w:rPr>
                 <w:rStyle w:val="CommentReference"/>
               </w:rPr>
-              <w:commentReference w:id="66"/>
+              <w:commentReference w:id="78"/>
             </w:r>
           </w:p>
         </w:tc>
@@ -4417,16 +4594,16 @@
                 <w:szCs w:val="22"/>
               </w:rPr>
             </w:pPr>
-            <w:commentRangeStart w:id="67"/>
+            <w:commentRangeStart w:id="79"/>
             <w:r>
               <w:t>{{ item.norm_hours }}</w:t>
             </w:r>
-            <w:commentRangeEnd w:id="67"/>
+            <w:commentRangeEnd w:id="79"/>
             <w:r>
               <w:rPr>
                 <w:rStyle w:val="CommentReference"/>
               </w:rPr>
-              <w:commentReference w:id="67"/>
+              <w:commentReference w:id="79"/>
             </w:r>
           </w:p>
         </w:tc>
@@ -4444,16 +4621,16 @@
                 <w:szCs w:val="22"/>
               </w:rPr>
             </w:pPr>
-            <w:commentRangeStart w:id="68"/>
+            <w:commentRangeStart w:id="80"/>
             <w:r>
               <w:t>{{ item.unit_price }}</w:t>
             </w:r>
-            <w:commentRangeEnd w:id="68"/>
+            <w:commentRangeEnd w:id="80"/>
             <w:r>
               <w:rPr>
                 <w:rStyle w:val="CommentReference"/>
               </w:rPr>
-              <w:commentReference w:id="68"/>
+              <w:commentReference w:id="80"/>
             </w:r>
           </w:p>
         </w:tc>
@@ -4471,16 +4648,16 @@
                 <w:szCs w:val="22"/>
               </w:rPr>
             </w:pPr>
-            <w:commentRangeStart w:id="69"/>
+            <w:commentRangeStart w:id="81"/>
             <w:r>
               <w:t>{{ item.total }}</w:t>
             </w:r>
-            <w:commentRangeEnd w:id="69"/>
+            <w:commentRangeEnd w:id="81"/>
             <w:r>
               <w:rPr>
                 <w:rStyle w:val="CommentReference"/>
               </w:rPr>
-              <w:commentReference w:id="69"/>
+              <w:commentReference w:id="81"/>
             </w:r>
           </w:p>
         </w:tc>
@@ -4499,16 +4676,16 @@
                 <w:szCs w:val="22"/>
               </w:rPr>
             </w:pPr>
-            <w:commentRangeStart w:id="70"/>
+            <w:commentRangeStart w:id="82"/>
             <w:r>
               <w:t>{%tr endfor %}</w:t>
             </w:r>
-            <w:commentRangeEnd w:id="70"/>
+            <w:commentRangeEnd w:id="82"/>
             <w:r>
               <w:rPr>
                 <w:rStyle w:val="CommentReference"/>
               </w:rPr>
-              <w:commentReference w:id="70"/>
+              <w:commentReference w:id="82"/>
             </w:r>
           </w:p>
         </w:tc>
@@ -4902,16 +5079,16 @@
                 <w:szCs w:val="22"/>
               </w:rPr>
             </w:pPr>
-            <w:commentRangeStart w:id="71"/>
+            <w:commentRangeStart w:id="83"/>
             <w:r>
               <w:t>{%tr for item in items %}</w:t>
             </w:r>
-            <w:commentRangeEnd w:id="71"/>
+            <w:commentRangeEnd w:id="83"/>
             <w:r>
               <w:rPr>
                 <w:rStyle w:val="CommentReference"/>
               </w:rPr>
-              <w:commentReference w:id="71"/>
+              <w:commentReference w:id="83"/>
             </w:r>
           </w:p>
         </w:tc>
@@ -5005,16 +5182,16 @@
                 <w:szCs w:val="22"/>
               </w:rPr>
             </w:pPr>
-            <w:commentRangeStart w:id="72"/>
+            <w:commentRangeStart w:id="84"/>
             <w:r>
               <w:t>{{ item.code }}</w:t>
             </w:r>
-            <w:commentRangeEnd w:id="72"/>
+            <w:commentRangeEnd w:id="84"/>
             <w:r>
               <w:rPr>
                 <w:rStyle w:val="CommentReference"/>
               </w:rPr>
-              <w:commentReference w:id="72"/>
+              <w:commentReference w:id="84"/>
             </w:r>
           </w:p>
         </w:tc>
@@ -5031,16 +5208,16 @@
                 <w:szCs w:val="22"/>
               </w:rPr>
             </w:pPr>
-            <w:commentRangeStart w:id="73"/>
+            <w:commentRangeStart w:id="85"/>
             <w:r>
               <w:t>{{ item.name }}</w:t>
             </w:r>
-            <w:commentRangeEnd w:id="73"/>
+            <w:commentRangeEnd w:id="85"/>
             <w:r>
               <w:rPr>
                 <w:rStyle w:val="CommentReference"/>
               </w:rPr>
-              <w:commentReference w:id="73"/>
+              <w:commentReference w:id="85"/>
             </w:r>
           </w:p>
         </w:tc>
@@ -5057,16 +5234,16 @@
                 <w:szCs w:val="22"/>
               </w:rPr>
             </w:pPr>
-            <w:commentRangeStart w:id="74"/>
+            <w:commentRangeStart w:id="86"/>
             <w:r>
               <w:t>{{ item.unit }}</w:t>
             </w:r>
-            <w:commentRangeEnd w:id="74"/>
+            <w:commentRangeEnd w:id="86"/>
             <w:r>
               <w:rPr>
                 <w:rStyle w:val="CommentReference"/>
               </w:rPr>
-              <w:commentReference w:id="74"/>
+              <w:commentReference w:id="86"/>
             </w:r>
           </w:p>
         </w:tc>
@@ -5083,16 +5260,16 @@
                 <w:szCs w:val="22"/>
               </w:rPr>
             </w:pPr>
-            <w:commentRangeStart w:id="75"/>
+            <w:commentRangeStart w:id="87"/>
             <w:r>
               <w:t>{{ item.quantity }}</w:t>
             </w:r>
-            <w:commentRangeEnd w:id="75"/>
+            <w:commentRangeEnd w:id="87"/>
             <w:r>
               <w:rPr>
                 <w:rStyle w:val="CommentReference"/>
               </w:rPr>
-              <w:commentReference w:id="75"/>
+              <w:commentReference w:id="87"/>
             </w:r>
           </w:p>
         </w:tc>
@@ -5109,16 +5286,16 @@
                 <w:szCs w:val="22"/>
               </w:rPr>
             </w:pPr>
-            <w:commentRangeStart w:id="76"/>
+            <w:commentRangeStart w:id="88"/>
             <w:r>
               <w:t>{{ item.unit_price }}</w:t>
             </w:r>
-            <w:commentRangeEnd w:id="76"/>
+            <w:commentRangeEnd w:id="88"/>
             <w:r>
               <w:rPr>
                 <w:rStyle w:val="CommentReference"/>
               </w:rPr>
-              <w:commentReference w:id="76"/>
+              <w:commentReference w:id="88"/>
             </w:r>
           </w:p>
         </w:tc>
@@ -5135,16 +5312,16 @@
                 <w:szCs w:val="22"/>
               </w:rPr>
             </w:pPr>
-            <w:commentRangeStart w:id="77"/>
+            <w:commentRangeStart w:id="89"/>
             <w:r>
               <w:t>{{ item.total }}</w:t>
             </w:r>
-            <w:commentRangeEnd w:id="77"/>
+            <w:commentRangeEnd w:id="89"/>
             <w:r>
               <w:rPr>
                 <w:rStyle w:val="CommentReference"/>
               </w:rPr>
-              <w:commentReference w:id="77"/>
+              <w:commentReference w:id="89"/>
             </w:r>
           </w:p>
         </w:tc>
@@ -5163,16 +5340,16 @@
                 <w:szCs w:val="22"/>
               </w:rPr>
             </w:pPr>
-            <w:commentRangeStart w:id="78"/>
+            <w:commentRangeStart w:id="90"/>
             <w:r>
               <w:t>{%tr endfor %}</w:t>
             </w:r>
-            <w:commentRangeEnd w:id="78"/>
+            <w:commentRangeEnd w:id="90"/>
             <w:r>
               <w:rPr>
                 <w:rStyle w:val="CommentReference"/>
               </w:rPr>
-              <w:commentReference w:id="78"/>
+              <w:commentReference w:id="90"/>
             </w:r>
           </w:p>
         </w:tc>
@@ -5415,7 +5592,7 @@
                 <w:szCs w:val="22"/>
               </w:rPr>
             </w:pPr>
-            <w:commentRangeStart w:id="79"/>
+            <w:commentRangeStart w:id="91"/>
             <w:r>
               <w:rPr>
                 <w:b/>
@@ -5424,12 +5601,12 @@
               </w:rPr>
               <w:t xml:space="preserve">НДС, {{ vat_rate }}% ( руб.)</w:t>
             </w:r>
-            <w:commentRangeEnd w:id="79"/>
+            <w:commentRangeEnd w:id="91"/>
             <w:r>
               <w:rPr>
                 <w:rStyle w:val="CommentReference"/>
               </w:rPr>
-              <w:commentReference w:id="79"/>
+              <w:commentReference w:id="91"/>
             </w:r>
           </w:p>
         </w:tc>
@@ -6558,7 +6735,7 @@
         <w:annotationRef/>
       </w:r>
       <w:r>
-        <w:t>Печатается, если в закупке выбрана предоплата. Иначе печатается вариант постоплаты (после заключения/исполнения)</w:t>
+        <w:t>Печатается, если в карточке субсидии заполнен текст соглашения. Пустое поле — пункта не будет</w:t>
       </w:r>
     </w:p>
   </w:comment>
@@ -6574,7 +6751,7 @@
         <w:annotationRef/>
       </w:r>
       <w:r>
-        <w:t>Срок оплаты в календарных днях. Пример: 10</w:t>
+        <w:t>Большой текст соглашения. Пример: (многострочный текст)</w:t>
       </w:r>
     </w:p>
   </w:comment>
@@ -6590,7 +6767,7 @@
         <w:annotationRef/>
       </w:r>
       <w:r>
-        <w:t>Срок оплаты прописью (число в скобках). Пример: семь</w:t>
+        <w:t>Конец условия</w:t>
       </w:r>
     </w:p>
   </w:comment>
@@ -6606,7 +6783,7 @@
         <w:annotationRef/>
       </w:r>
       <w:r>
-        <w:t>Печатается, если по закупке задана сумма аванса</w:t>
+        <w:t>Печатается, если в закупке выбрана предоплата. Иначе печатается вариант постоплаты (после заключения/исполнения)</w:t>
       </w:r>
     </w:p>
   </w:comment>
@@ -6622,7 +6799,7 @@
         <w:annotationRef/>
       </w:r>
       <w:r>
-        <w:t>Сумма аванса (если в закупке выбрана предоплата). Пример: 50 000,00</w:t>
+        <w:t>Срок оплаты в календарных днях. Пример: 10</w:t>
       </w:r>
     </w:p>
   </w:comment>
@@ -6638,7 +6815,7 @@
         <w:annotationRef/>
       </w:r>
       <w:r>
-        <w:t>Конец условия</w:t>
+        <w:t>Срок оплаты прописью (число в скобках). Пример: семь</w:t>
       </w:r>
     </w:p>
   </w:comment>
@@ -6654,7 +6831,7 @@
         <w:annotationRef/>
       </w:r>
       <w:r>
-        <w:t>Иначе — противоположный случай к условию выше</w:t>
+        <w:t>Печатается, если по закупке задана сумма аванса</w:t>
       </w:r>
     </w:p>
   </w:comment>
@@ -6670,7 +6847,7 @@
         <w:annotationRef/>
       </w:r>
       <w:r>
-        <w:t>Срок оплаты в календарных днях. Пример: 10</w:t>
+        <w:t>Сумма аванса (если в закупке выбрана предоплата). Пример: 50 000,00</w:t>
       </w:r>
     </w:p>
   </w:comment>
@@ -6686,7 +6863,7 @@
         <w:annotationRef/>
       </w:r>
       <w:r>
-        <w:t>Срок оплаты прописью (число в скобках). Пример: семь</w:t>
+        <w:t>Конец условия</w:t>
       </w:r>
     </w:p>
   </w:comment>
@@ -6702,7 +6879,7 @@
         <w:annotationRef/>
       </w:r>
       <w:r>
-        <w:t>Конец условия</w:t>
+        <w:t>Иначе — противоположный случай к условию выше</w:t>
       </w:r>
     </w:p>
   </w:comment>
@@ -6718,7 +6895,7 @@
         <w:annotationRef/>
       </w:r>
       <w:r>
-        <w:t>Номер соглашения о предоставлении субсидии. Пример: 091-10-2026-008</w:t>
+        <w:t>Срок оплаты в календарных днях. Пример: 10</w:t>
       </w:r>
     </w:p>
   </w:comment>
@@ -6734,7 +6911,7 @@
         <w:annotationRef/>
       </w:r>
       <w:r>
-        <w:t>Наименование грантодателя — кто предоставил субсидию. Пример: Федеральное агентство по делам молодежи (Росмолодежь)</w:t>
+        <w:t>Срок оплаты прописью (число в скобках). Пример: семь</w:t>
       </w:r>
     </w:p>
   </w:comment>
@@ -6750,7 +6927,7 @@
         <w:annotationRef/>
       </w:r>
       <w:r>
-        <w:t>Год. Пример: 2026</w:t>
+        <w:t>Конец условия</w:t>
       </w:r>
     </w:p>
   </w:comment>
@@ -6766,7 +6943,7 @@
         <w:annotationRef/>
       </w:r>
       <w:r>
-        <w:t>Дата соглашения о предоставлении субсидии. Пример: 28.01.2026</w:t>
+        <w:t>Номер соглашения о предоставлении субсидии. Пример: 091-10-2026-008</w:t>
       </w:r>
     </w:p>
   </w:comment>
@@ -6782,7 +6959,7 @@
         <w:annotationRef/>
       </w:r>
       <w:r>
-        <w:t>Полное наименование. Пример: Автономная некоммерческая организация «Пример»</w:t>
+        <w:t>Наименование грантодателя — кто предоставил субсидию. Пример: Федеральное агентство по делам молодежи (Росмолодежь)</w:t>
       </w:r>
     </w:p>
   </w:comment>
@@ -6798,7 +6975,7 @@
         <w:annotationRef/>
       </w:r>
       <w:r>
-        <w:t>Наименование министерства, предоставившего субсидию. Пример: Министерство труда и социальной защиты Российской Федерации</w:t>
+        <w:t>Год. Пример: 2026</w:t>
       </w:r>
     </w:p>
   </w:comment>
@@ -6814,7 +6991,7 @@
         <w:annotationRef/>
       </w:r>
       <w:r>
-        <w:t>Печатается, если у договора задана дата окончания. Иначе договор действует до полного исполнения обязательств</w:t>
+        <w:t>Дата соглашения о предоставлении субсидии. Пример: 28.01.2026</w:t>
       </w:r>
     </w:p>
   </w:comment>
@@ -6830,7 +7007,7 @@
         <w:annotationRef/>
       </w:r>
       <w:r>
-        <w:t>Дата окончания действия договора. Если пусто — договор действует до полного исполнения обязательств. Пример: 31.12.2026</w:t>
+        <w:t>Полное наименование. Пример: Автономная некоммерческая организация «Пример»</w:t>
       </w:r>
     </w:p>
   </w:comment>
@@ -6846,7 +7023,7 @@
         <w:annotationRef/>
       </w:r>
       <w:r>
-        <w:t>Конец условия</w:t>
+        <w:t>Наименование министерства, предоставившего субсидию. Пример: Министерство труда и социальной защиты Российской Федерации</w:t>
       </w:r>
     </w:p>
   </w:comment>
@@ -6862,7 +7039,7 @@
         <w:annotationRef/>
       </w:r>
       <w:r>
-        <w:t>Номер договора. Пример: 2026/42</w:t>
+        <w:t>Печатается, если у договора задана дата окончания. Иначе договор действует до полного исполнения обязательств</w:t>
       </w:r>
     </w:p>
   </w:comment>
@@ -6878,7 +7055,7 @@
         <w:annotationRef/>
       </w:r>
       <w:r>
-        <w:t>День. Пример: 15</w:t>
+        <w:t>Дата окончания действия договора. Если пусто — договор действует до полного исполнения обязательств. Пример: 31.12.2026</w:t>
       </w:r>
     </w:p>
   </w:comment>
@@ -6894,7 +7071,7 @@
         <w:annotationRef/>
       </w:r>
       <w:r>
-        <w:t>Месяц прописью. Пример: января</w:t>
+        <w:t>Конец условия</w:t>
       </w:r>
     </w:p>
   </w:comment>
@@ -6910,7 +7087,7 @@
         <w:annotationRef/>
       </w:r>
       <w:r>
-        <w:t>Год. Пример: 2026</w:t>
+        <w:t>Печатается, если в карточке субсидии заполнен дополнительный пункт №1. Пустое поле — пункта не будет</w:t>
       </w:r>
     </w:p>
   </w:comment>
@@ -6926,7 +7103,7 @@
         <w:annotationRef/>
       </w:r>
       <w:r>
-        <w:t>Номер заявки на ремонт. Пример: ЗР-2026-004</w:t>
+        <w:t>Дополнительный пункт договора №1 из карточки субсидии. Пустое поле — пункта в договоре нет. Пример: Исполнитель обязуется вести раздельный учёт средств, полученных по Договору.</w:t>
       </w:r>
     </w:p>
   </w:comment>
@@ -6942,7 +7119,7 @@
         <w:annotationRef/>
       </w:r>
       <w:r>
-        <w:t>Номер договора. Пример: 2026/42</w:t>
+        <w:t>Конец условия</w:t>
       </w:r>
     </w:p>
   </w:comment>
@@ -6958,7 +7135,7 @@
         <w:annotationRef/>
       </w:r>
       <w:r>
-        <w:t>День. Пример: 15</w:t>
+        <w:t>Печатается, если в карточке субсидии заполнен дополнительный пункт №2. Пустое поле — пункта не будет</w:t>
       </w:r>
     </w:p>
   </w:comment>
@@ -6974,7 +7151,7 @@
         <w:annotationRef/>
       </w:r>
       <w:r>
-        <w:t>Месяц прописью. Пример: января</w:t>
+        <w:t>Печатается, если в карточке субсидии заполнен дополнительный пункт №1. Пустое поле — пункта не будет</w:t>
       </w:r>
     </w:p>
   </w:comment>
@@ -6990,7 +7167,7 @@
         <w:annotationRef/>
       </w:r>
       <w:r>
-        <w:t>Год. Пример: 2026</w:t>
+        <w:t>Иначе — противоположный случай к условию выше</w:t>
       </w:r>
     </w:p>
   </w:comment>
@@ -7006,7 +7183,7 @@
         <w:annotationRef/>
       </w:r>
       <w:r>
-        <w:t>Полное наименование. Пример: Автономная некоммерческая организация «Пример»</w:t>
+        <w:t>Конец условия</w:t>
       </w:r>
     </w:p>
   </w:comment>
@@ -7022,7 +7199,7 @@
         <w:annotationRef/>
       </w:r>
       <w:r>
-        <w:t>Юридический адрес. Пример: г. Москва, ул. Ленина, д. 1</w:t>
+        <w:t>Дополнительный пункт договора №2 из карточки субсидии. Пустое поле — пункта в договоре нет. Пример: Стороны соглашаются на осуществление проверок соблюдения условий предоставления субсидии.</w:t>
       </w:r>
     </w:p>
   </w:comment>
@@ -7038,7 +7215,7 @@
         <w:annotationRef/>
       </w:r>
       <w:r>
-        <w:t>ИНН Заказчика. Пример: 7700000001</w:t>
+        <w:t>Конец условия</w:t>
       </w:r>
     </w:p>
   </w:comment>
@@ -7054,7 +7231,7 @@
         <w:annotationRef/>
       </w:r>
       <w:r>
-        <w:t>КПП Заказчика. Пример: 770001001</w:t>
+        <w:t>Номер договора. Пример: 2026/42</w:t>
       </w:r>
     </w:p>
   </w:comment>
@@ -7070,7 +7247,7 @@
         <w:annotationRef/>
       </w:r>
       <w:r>
-        <w:t>ОГРН Заказчика. Пример: 1027700000001</w:t>
+        <w:t>День. Пример: 15</w:t>
       </w:r>
     </w:p>
   </w:comment>
@@ -7086,7 +7263,7 @@
         <w:annotationRef/>
       </w:r>
       <w:r>
-        <w:t>Банк Заказчика. Пример: ПАО «Банк Пример»</w:t>
+        <w:t>Месяц прописью. Пример: января</w:t>
       </w:r>
     </w:p>
   </w:comment>
@@ -7102,7 +7279,7 @@
         <w:annotationRef/>
       </w:r>
       <w:r>
-        <w:t>Расчётный счёт Заказчика. Пример: 40703810000000000000</w:t>
+        <w:t>Год. Пример: 2026</w:t>
       </w:r>
     </w:p>
   </w:comment>
@@ -7118,7 +7295,7 @@
         <w:annotationRef/>
       </w:r>
       <w:r>
-        <w:t>БИК банка Заказчика. Пример: 044500000</w:t>
+        <w:t>Номер заявки на ремонт. Пример: ЗР-2026-004</w:t>
       </w:r>
     </w:p>
   </w:comment>
@@ -7134,7 +7311,7 @@
         <w:annotationRef/>
       </w:r>
       <w:r>
-        <w:t>Корр. счёт Заказчика. Пример: 30101810000000000000</w:t>
+        <w:t>Номер договора. Пример: 2026/42</w:t>
       </w:r>
     </w:p>
   </w:comment>
@@ -7150,7 +7327,7 @@
         <w:annotationRef/>
       </w:r>
       <w:r>
-        <w:t>Должность подписанта. Пример: Президент</w:t>
+        <w:t>День. Пример: 15</w:t>
       </w:r>
     </w:p>
   </w:comment>
@@ -7166,7 +7343,7 @@
         <w:annotationRef/>
       </w:r>
       <w:r>
-        <w:t>Подписант заказчика в формате «И.О. Фамилия». Пример: П.П. Петров</w:t>
+        <w:t>Месяц прописью. Пример: января</w:t>
       </w:r>
     </w:p>
   </w:comment>
@@ -7182,7 +7359,7 @@
         <w:annotationRef/>
       </w:r>
       <w:r>
-        <w:t>Полное наименование контрагента. Пример: Общество с ограниченной ответственностью «Ромашка»</w:t>
+        <w:t>Год. Пример: 2026</w:t>
       </w:r>
     </w:p>
   </w:comment>
@@ -7198,7 +7375,7 @@
         <w:annotationRef/>
       </w:r>
       <w:r>
-        <w:t>Юридический адрес. Пример: 101000, г. Москва, ул. Цветочная, д. 1, оф. 5</w:t>
+        <w:t>Полное наименование. Пример: Автономная некоммерческая организация «Пример»</w:t>
       </w:r>
     </w:p>
   </w:comment>
@@ -7214,7 +7391,7 @@
         <w:annotationRef/>
       </w:r>
       <w:r>
-        <w:t>ИНН контрагента. Пример: 7700000000</w:t>
+        <w:t>Юридический адрес. Пример: г. Москва, ул. Ленина, д. 1</w:t>
       </w:r>
     </w:p>
   </w:comment>
@@ -7230,7 +7407,7 @@
         <w:annotationRef/>
       </w:r>
       <w:r>
-        <w:t>КПП контрагента. Пример: 770101001</w:t>
+        <w:t>ИНН Заказчика. Пример: 7700000001</w:t>
       </w:r>
     </w:p>
   </w:comment>
@@ -7246,7 +7423,7 @@
         <w:annotationRef/>
       </w:r>
       <w:r>
-        <w:t>ОГРН / ОГРНИП. Пример: 1157746000000</w:t>
+        <w:t>КПП Заказчика. Пример: 770001001</w:t>
       </w:r>
     </w:p>
   </w:comment>
@@ -7262,7 +7439,7 @@
         <w:annotationRef/>
       </w:r>
       <w:r>
-        <w:t>Наименование банка. Пример: ПАО «Банк Пример»</w:t>
+        <w:t>ОГРН Заказчика. Пример: 1027700000001</w:t>
       </w:r>
     </w:p>
   </w:comment>
@@ -7278,7 +7455,7 @@
         <w:annotationRef/>
       </w:r>
       <w:r>
-        <w:t>Расчётный счёт. Пример: 40702810000000000000</w:t>
+        <w:t>Банк Заказчика. Пример: ПАО «Банк Пример»</w:t>
       </w:r>
     </w:p>
   </w:comment>
@@ -7294,7 +7471,7 @@
         <w:annotationRef/>
       </w:r>
       <w:r>
-        <w:t>БИК банка. Пример: 044500000</w:t>
+        <w:t>Расчётный счёт Заказчика. Пример: 40703810000000000000</w:t>
       </w:r>
     </w:p>
   </w:comment>
@@ -7310,7 +7487,7 @@
         <w:annotationRef/>
       </w:r>
       <w:r>
-        <w:t>Корреспондентский счёт. Пример: 30101810000000000000</w:t>
+        <w:t>БИК банка Заказчика. Пример: 044500000</w:t>
       </w:r>
     </w:p>
   </w:comment>
@@ -7326,7 +7503,7 @@
         <w:annotationRef/>
       </w:r>
       <w:r>
-        <w:t>Фамилия + инициалы («Фамилия И.О.») — печатается в строке подписи. Пример: Иванов И.И.</w:t>
+        <w:t>Корр. счёт Заказчика. Пример: 30101810000000000000</w:t>
       </w:r>
     </w:p>
   </w:comment>
@@ -7342,7 +7519,7 @@
         <w:annotationRef/>
       </w:r>
       <w:r>
-        <w:t>Эта строка таблицы повторится для КАЖДОЙ позиции закупки. Удалять её нельзя — иначе позиции не напечатаются</w:t>
+        <w:t>Должность подписанта. Пример: Президент</w:t>
       </w:r>
     </w:p>
   </w:comment>
@@ -7358,7 +7535,7 @@
         <w:annotationRef/>
       </w:r>
       <w:r>
-        <w:t>Текущая позиция внутри таблицы позиций — используется только в строках таблицы. Пример: позиция списка</w:t>
+        <w:t>Подписант заказчика в формате «И.О. Фамилия». Пример: П.П. Петров</w:t>
       </w:r>
     </w:p>
   </w:comment>
@@ -7374,7 +7551,7 @@
         <w:annotationRef/>
       </w:r>
       <w:r>
-        <w:t>Текущая позиция внутри таблицы позиций — используется только в строках таблицы. Пример: позиция списка</w:t>
+        <w:t>Полное наименование контрагента. Пример: Общество с ограниченной ответственностью «Ромашка»</w:t>
       </w:r>
     </w:p>
   </w:comment>
@@ -7390,7 +7567,7 @@
         <w:annotationRef/>
       </w:r>
       <w:r>
-        <w:t>Текущая позиция внутри таблицы позиций — используется только в строках таблицы. Пример: позиция списка</w:t>
+        <w:t>Юридический адрес. Пример: 101000, г. Москва, ул. Цветочная, д. 1, оф. 5</w:t>
       </w:r>
     </w:p>
   </w:comment>
@@ -7406,7 +7583,7 @@
         <w:annotationRef/>
       </w:r>
       <w:r>
-        <w:t>Текущая позиция внутри таблицы позиций — используется только в строках таблицы. Пример: позиция списка</w:t>
+        <w:t>ИНН контрагента. Пример: 7700000000</w:t>
       </w:r>
     </w:p>
   </w:comment>
@@ -7422,7 +7599,7 @@
         <w:annotationRef/>
       </w:r>
       <w:r>
-        <w:t>Текущая позиция внутри таблицы позиций — используется только в строках таблицы. Пример: позиция списка</w:t>
+        <w:t>КПП контрагента. Пример: 770101001</w:t>
       </w:r>
     </w:p>
   </w:comment>
@@ -7438,7 +7615,7 @@
         <w:annotationRef/>
       </w:r>
       <w:r>
-        <w:t>Текущая позиция внутри таблицы позиций — используется только в строках таблицы. Пример: позиция списка</w:t>
+        <w:t>ОГРН / ОГРНИП. Пример: 1157746000000</w:t>
       </w:r>
     </w:p>
   </w:comment>
@@ -7454,7 +7631,7 @@
         <w:annotationRef/>
       </w:r>
       <w:r>
-        <w:t>Конец повторяющейся строки таблицы</w:t>
+        <w:t>Наименование банка. Пример: ПАО «Банк Пример»</w:t>
       </w:r>
     </w:p>
   </w:comment>
@@ -7470,7 +7647,7 @@
         <w:annotationRef/>
       </w:r>
       <w:r>
-        <w:t>Эта строка таблицы повторится для КАЖДОЙ позиции закупки. Удалять её нельзя — иначе позиции не напечатаются</w:t>
+        <w:t>Расчётный счёт. Пример: 40702810000000000000</w:t>
       </w:r>
     </w:p>
   </w:comment>
@@ -7486,7 +7663,7 @@
         <w:annotationRef/>
       </w:r>
       <w:r>
-        <w:t>Текущая позиция внутри таблицы позиций — используется только в строках таблицы. Пример: позиция списка</w:t>
+        <w:t>БИК банка. Пример: 044500000</w:t>
       </w:r>
     </w:p>
   </w:comment>
@@ -7502,7 +7679,7 @@
         <w:annotationRef/>
       </w:r>
       <w:r>
-        <w:t>Текущая позиция внутри таблицы позиций — используется только в строках таблицы. Пример: позиция списка</w:t>
+        <w:t>Корреспондентский счёт. Пример: 30101810000000000000</w:t>
       </w:r>
     </w:p>
   </w:comment>
@@ -7518,7 +7695,7 @@
         <w:annotationRef/>
       </w:r>
       <w:r>
-        <w:t>Текущая позиция внутри таблицы позиций — используется только в строках таблицы. Пример: позиция списка</w:t>
+        <w:t>Фамилия + инициалы («Фамилия И.О.») — печатается в строке подписи. Пример: Иванов И.И.</w:t>
       </w:r>
     </w:p>
   </w:comment>
@@ -7534,7 +7711,7 @@
         <w:annotationRef/>
       </w:r>
       <w:r>
-        <w:t>Текущая позиция внутри таблицы позиций — используется только в строках таблицы. Пример: позиция списка</w:t>
+        <w:t>Эта строка таблицы повторится для КАЖДОЙ позиции закупки. Удалять её нельзя — иначе позиции не напечатаются</w:t>
       </w:r>
     </w:p>
   </w:comment>
@@ -7582,11 +7759,203 @@
         <w:annotationRef/>
       </w:r>
       <w:r>
-        <w:t>Конец повторяющейся строки таблицы</w:t>
+        <w:t>Текущая позиция внутри таблицы позиций — используется только в строках таблицы. Пример: позиция списка</w:t>
       </w:r>
     </w:p>
   </w:comment>
   <w:comment w:id="79" w:author="Подсказка" w:initials="П" w:date="2026-01-01T00:00:00Z">
+    <w:p>
+      <w:pPr>
+        <w:pStyle w:val="CommentText"/>
+      </w:pPr>
+      <w:r>
+        <w:rPr>
+          <w:rStyle w:val="CommentReference"/>
+        </w:rPr>
+        <w:annotationRef/>
+      </w:r>
+      <w:r>
+        <w:t>Текущая позиция внутри таблицы позиций — используется только в строках таблицы. Пример: позиция списка</w:t>
+      </w:r>
+    </w:p>
+  </w:comment>
+  <w:comment w:id="80" w:author="Подсказка" w:initials="П" w:date="2026-01-01T00:00:00Z">
+    <w:p>
+      <w:pPr>
+        <w:pStyle w:val="CommentText"/>
+      </w:pPr>
+      <w:r>
+        <w:rPr>
+          <w:rStyle w:val="CommentReference"/>
+        </w:rPr>
+        <w:annotationRef/>
+      </w:r>
+      <w:r>
+        <w:t>Текущая позиция внутри таблицы позиций — используется только в строках таблицы. Пример: позиция списка</w:t>
+      </w:r>
+    </w:p>
+  </w:comment>
+  <w:comment w:id="81" w:author="Подсказка" w:initials="П" w:date="2026-01-01T00:00:00Z">
+    <w:p>
+      <w:pPr>
+        <w:pStyle w:val="CommentText"/>
+      </w:pPr>
+      <w:r>
+        <w:rPr>
+          <w:rStyle w:val="CommentReference"/>
+        </w:rPr>
+        <w:annotationRef/>
+      </w:r>
+      <w:r>
+        <w:t>Текущая позиция внутри таблицы позиций — используется только в строках таблицы. Пример: позиция списка</w:t>
+      </w:r>
+    </w:p>
+  </w:comment>
+  <w:comment w:id="82" w:author="Подсказка" w:initials="П" w:date="2026-01-01T00:00:00Z">
+    <w:p>
+      <w:pPr>
+        <w:pStyle w:val="CommentText"/>
+      </w:pPr>
+      <w:r>
+        <w:rPr>
+          <w:rStyle w:val="CommentReference"/>
+        </w:rPr>
+        <w:annotationRef/>
+      </w:r>
+      <w:r>
+        <w:t>Конец повторяющейся строки таблицы</w:t>
+      </w:r>
+    </w:p>
+  </w:comment>
+  <w:comment w:id="83" w:author="Подсказка" w:initials="П" w:date="2026-01-01T00:00:00Z">
+    <w:p>
+      <w:pPr>
+        <w:pStyle w:val="CommentText"/>
+      </w:pPr>
+      <w:r>
+        <w:rPr>
+          <w:rStyle w:val="CommentReference"/>
+        </w:rPr>
+        <w:annotationRef/>
+      </w:r>
+      <w:r>
+        <w:t>Эта строка таблицы повторится для КАЖДОЙ позиции закупки. Удалять её нельзя — иначе позиции не напечатаются</w:t>
+      </w:r>
+    </w:p>
+  </w:comment>
+  <w:comment w:id="84" w:author="Подсказка" w:initials="П" w:date="2026-01-01T00:00:00Z">
+    <w:p>
+      <w:pPr>
+        <w:pStyle w:val="CommentText"/>
+      </w:pPr>
+      <w:r>
+        <w:rPr>
+          <w:rStyle w:val="CommentReference"/>
+        </w:rPr>
+        <w:annotationRef/>
+      </w:r>
+      <w:r>
+        <w:t>Текущая позиция внутри таблицы позиций — используется только в строках таблицы. Пример: позиция списка</w:t>
+      </w:r>
+    </w:p>
+  </w:comment>
+  <w:comment w:id="85" w:author="Подсказка" w:initials="П" w:date="2026-01-01T00:00:00Z">
+    <w:p>
+      <w:pPr>
+        <w:pStyle w:val="CommentText"/>
+      </w:pPr>
+      <w:r>
+        <w:rPr>
+          <w:rStyle w:val="CommentReference"/>
+        </w:rPr>
+        <w:annotationRef/>
+      </w:r>
+      <w:r>
+        <w:t>Текущая позиция внутри таблицы позиций — используется только в строках таблицы. Пример: позиция списка</w:t>
+      </w:r>
+    </w:p>
+  </w:comment>
+  <w:comment w:id="86" w:author="Подсказка" w:initials="П" w:date="2026-01-01T00:00:00Z">
+    <w:p>
+      <w:pPr>
+        <w:pStyle w:val="CommentText"/>
+      </w:pPr>
+      <w:r>
+        <w:rPr>
+          <w:rStyle w:val="CommentReference"/>
+        </w:rPr>
+        <w:annotationRef/>
+      </w:r>
+      <w:r>
+        <w:t>Текущая позиция внутри таблицы позиций — используется только в строках таблицы. Пример: позиция списка</w:t>
+      </w:r>
+    </w:p>
+  </w:comment>
+  <w:comment w:id="87" w:author="Подсказка" w:initials="П" w:date="2026-01-01T00:00:00Z">
+    <w:p>
+      <w:pPr>
+        <w:pStyle w:val="CommentText"/>
+      </w:pPr>
+      <w:r>
+        <w:rPr>
+          <w:rStyle w:val="CommentReference"/>
+        </w:rPr>
+        <w:annotationRef/>
+      </w:r>
+      <w:r>
+        <w:t>Текущая позиция внутри таблицы позиций — используется только в строках таблицы. Пример: позиция списка</w:t>
+      </w:r>
+    </w:p>
+  </w:comment>
+  <w:comment w:id="88" w:author="Подсказка" w:initials="П" w:date="2026-01-01T00:00:00Z">
+    <w:p>
+      <w:pPr>
+        <w:pStyle w:val="CommentText"/>
+      </w:pPr>
+      <w:r>
+        <w:rPr>
+          <w:rStyle w:val="CommentReference"/>
+        </w:rPr>
+        <w:annotationRef/>
+      </w:r>
+      <w:r>
+        <w:t>Текущая позиция внутри таблицы позиций — используется только в строках таблицы. Пример: позиция списка</w:t>
+      </w:r>
+    </w:p>
+  </w:comment>
+  <w:comment w:id="89" w:author="Подсказка" w:initials="П" w:date="2026-01-01T00:00:00Z">
+    <w:p>
+      <w:pPr>
+        <w:pStyle w:val="CommentText"/>
+      </w:pPr>
+      <w:r>
+        <w:rPr>
+          <w:rStyle w:val="CommentReference"/>
+        </w:rPr>
+        <w:annotationRef/>
+      </w:r>
+      <w:r>
+        <w:t>Текущая позиция внутри таблицы позиций — используется только в строках таблицы. Пример: позиция списка</w:t>
+      </w:r>
+    </w:p>
+  </w:comment>
+  <w:comment w:id="90" w:author="Подсказка" w:initials="П" w:date="2026-01-01T00:00:00Z">
+    <w:p>
+      <w:pPr>
+        <w:pStyle w:val="CommentText"/>
+      </w:pPr>
+      <w:r>
+        <w:rPr>
+          <w:rStyle w:val="CommentReference"/>
+        </w:rPr>
+        <w:annotationRef/>
+      </w:r>
+      <w:r>
+        <w:t>Конец повторяющейся строки таблицы</w:t>
+      </w:r>
+    </w:p>
+  </w:comment>
+  <w:comment w:id="91" w:author="Подсказка" w:initials="П" w:date="2026-01-01T00:00:00Z">
     <w:p>
       <w:pPr>
         <w:pStyle w:val="CommentText"/>

--- a/backend/templates/contract_repair_framework.docx
+++ b/backend/templates/contract_repair_framework.docx
@@ -1379,6 +1379,156 @@
           <w:sz w:val="20"/>
         </w:rPr>
       </w:pPr>
+    </w:p>
+    <w:p>
+      <w:pPr>
+        <w:pStyle w:val="af"/>
+        <w:ind w:firstLine="708"/>
+        <w:rPr>
+          <w:sz w:val="20"/>
+        </w:rPr>
+      </w:pPr>
+      <w:commentRangeStart w:id="33"/>
+      <w:r>
+        <w:t>{%p if subsidy_extra_clause_1 %}</w:t>
+      </w:r>
+      <w:commentRangeEnd w:id="33"/>
+      <w:r>
+        <w:rPr>
+          <w:rStyle w:val="CommentReference"/>
+        </w:rPr>
+        <w:commentReference w:id="33"/>
+      </w:r>
+    </w:p>
+    <w:p>
+      <w:pPr>
+        <w:pStyle w:val="af"/>
+        <w:ind w:firstLine="708"/>
+        <w:rPr>
+          <w:sz w:val="20"/>
+        </w:rPr>
+      </w:pPr>
+      <w:commentRangeStart w:id="34"/>
+      <w:r>
+        <w:rPr>
+          <w:sz w:val="20"/>
+        </w:rPr>
+        <w:t xml:space="preserve">4.10. {{subsidy_extra_clause_1}}</w:t>
+      </w:r>
+      <w:commentRangeEnd w:id="34"/>
+      <w:r>
+        <w:rPr>
+          <w:rStyle w:val="CommentReference"/>
+        </w:rPr>
+        <w:commentReference w:id="34"/>
+      </w:r>
+    </w:p>
+    <w:p>
+      <w:pPr>
+        <w:pStyle w:val="af"/>
+        <w:ind w:firstLine="708"/>
+        <w:rPr>
+          <w:sz w:val="20"/>
+        </w:rPr>
+      </w:pPr>
+      <w:commentRangeStart w:id="35"/>
+      <w:r>
+        <w:t>{%p endif %}</w:t>
+      </w:r>
+      <w:commentRangeEnd w:id="35"/>
+      <w:r>
+        <w:rPr>
+          <w:rStyle w:val="CommentReference"/>
+        </w:rPr>
+        <w:commentReference w:id="35"/>
+      </w:r>
+    </w:p>
+    <w:p>
+      <w:pPr>
+        <w:pStyle w:val="af"/>
+        <w:ind w:firstLine="708"/>
+        <w:rPr>
+          <w:sz w:val="20"/>
+        </w:rPr>
+      </w:pPr>
+      <w:commentRangeStart w:id="36"/>
+      <w:r>
+        <w:t>{%p if subsidy_extra_clause_2 %}</w:t>
+      </w:r>
+      <w:commentRangeEnd w:id="36"/>
+      <w:r>
+        <w:rPr>
+          <w:rStyle w:val="CommentReference"/>
+        </w:rPr>
+        <w:commentReference w:id="36"/>
+      </w:r>
+    </w:p>
+    <w:p>
+      <w:pPr>
+        <w:pStyle w:val="af"/>
+        <w:ind w:firstLine="708"/>
+        <w:rPr>
+          <w:sz w:val="20"/>
+        </w:rPr>
+      </w:pPr>
+      <w:commentRangeStart w:id="37"/>
+      <w:commentRangeStart w:id="38"/>
+      <w:commentRangeStart w:id="39"/>
+      <w:commentRangeStart w:id="40"/>
+      <w:r>
+        <w:rPr>
+          <w:sz w:val="20"/>
+        </w:rPr>
+        <w:t xml:space="preserve">{% if subsidy_extra_clause_1 %}4.11{% else %}4.10{% endif %}. {{subsidy_extra_clause_2}}</w:t>
+      </w:r>
+      <w:commentRangeEnd w:id="40"/>
+      <w:r>
+        <w:rPr>
+          <w:rStyle w:val="CommentReference"/>
+        </w:rPr>
+        <w:commentReference w:id="40"/>
+      </w:r>
+      <w:commentRangeEnd w:id="39"/>
+      <w:r>
+        <w:rPr>
+          <w:rStyle w:val="CommentReference"/>
+        </w:rPr>
+        <w:commentReference w:id="39"/>
+      </w:r>
+      <w:commentRangeEnd w:id="38"/>
+      <w:r>
+        <w:rPr>
+          <w:rStyle w:val="CommentReference"/>
+        </w:rPr>
+        <w:commentReference w:id="38"/>
+      </w:r>
+      <w:commentRangeEnd w:id="37"/>
+      <w:r>
+        <w:rPr>
+          <w:rStyle w:val="CommentReference"/>
+        </w:rPr>
+        <w:commentReference w:id="37"/>
+      </w:r>
+    </w:p>
+    <w:p>
+      <w:pPr>
+        <w:pStyle w:val="af"/>
+        <w:ind w:firstLine="708"/>
+        <w:rPr>
+          <w:sz w:val="20"/>
+        </w:rPr>
+      </w:pPr>
+      <w:commentRangeStart w:id="41"/>
+      <w:r>
+        <w:t>{%p endif %}</w:t>
+      </w:r>
+      <w:commentRangeEnd w:id="41"/>
+      <w:r>
+        <w:rPr>
+          <w:rStyle w:val="CommentReference"/>
+        </w:rPr>
+        <w:commentReference w:id="41"/>
+      </w:r>
     </w:p>
     <w:p>
       <w:pPr>
@@ -1872,32 +2022,32 @@
         <w:ind w:firstLine="709"/>
         <w:jc w:val="both"/>
       </w:pPr>
-      <w:commentRangeStart w:id="33"/>
-      <w:commentRangeStart w:id="34"/>
-      <w:commentRangeStart w:id="35"/>
+      <w:commentRangeStart w:id="42"/>
+      <w:commentRangeStart w:id="43"/>
+      <w:commentRangeStart w:id="44"/>
       <w:r>
         <w:t xml:space="preserve">8.1. Настоящий Договор вступает в силу с момента его подписания и действует до полного исполнения Сторонами своих обязательств{%- if contract_end_date %}, но не позднее {{ contract_end_date }} г.{%- endif %}</w:t>
       </w:r>
-      <w:commentRangeEnd w:id="35"/>
-      <w:r>
-        <w:rPr>
-          <w:rStyle w:val="CommentReference"/>
-        </w:rPr>
-        <w:commentReference w:id="35"/>
-      </w:r>
-      <w:commentRangeEnd w:id="34"/>
-      <w:r>
-        <w:rPr>
-          <w:rStyle w:val="CommentReference"/>
-        </w:rPr>
-        <w:commentReference w:id="34"/>
-      </w:r>
-      <w:commentRangeEnd w:id="33"/>
-      <w:r>
-        <w:rPr>
-          <w:rStyle w:val="CommentReference"/>
-        </w:rPr>
-        <w:commentReference w:id="33"/>
+      <w:commentRangeEnd w:id="44"/>
+      <w:r>
+        <w:rPr>
+          <w:rStyle w:val="CommentReference"/>
+        </w:rPr>
+        <w:commentReference w:id="44"/>
+      </w:r>
+      <w:commentRangeEnd w:id="43"/>
+      <w:r>
+        <w:rPr>
+          <w:rStyle w:val="CommentReference"/>
+        </w:rPr>
+        <w:commentReference w:id="43"/>
+      </w:r>
+      <w:commentRangeEnd w:id="42"/>
+      <w:r>
+        <w:rPr>
+          <w:rStyle w:val="CommentReference"/>
+        </w:rPr>
+        <w:commentReference w:id="42"/>
       </w:r>
       <w:r>
         <w:rPr>
@@ -2298,132 +2448,6 @@
         <w:ind w:firstLine="709"/>
         <w:jc w:val="both"/>
       </w:pPr>
-    </w:p>
-    <w:p>
-      <w:pPr>
-        <w:ind w:firstLine="709"/>
-        <w:jc w:val="both"/>
-      </w:pPr>
-      <w:commentRangeStart w:id="36"/>
-      <w:r>
-        <w:t>{%p if subsidy_extra_clause_1 %}</w:t>
-      </w:r>
-      <w:commentRangeEnd w:id="36"/>
-      <w:r>
-        <w:rPr>
-          <w:rStyle w:val="CommentReference"/>
-        </w:rPr>
-        <w:commentReference w:id="36"/>
-      </w:r>
-    </w:p>
-    <w:p>
-      <w:pPr>
-        <w:ind w:firstLine="709"/>
-        <w:jc w:val="both"/>
-      </w:pPr>
-      <w:commentRangeStart w:id="37"/>
-      <w:r>
-        <w:t xml:space="preserve">10.16. {{subsidy_extra_clause_1}}</w:t>
-      </w:r>
-      <w:commentRangeEnd w:id="37"/>
-      <w:r>
-        <w:rPr>
-          <w:rStyle w:val="CommentReference"/>
-        </w:rPr>
-        <w:commentReference w:id="37"/>
-      </w:r>
-    </w:p>
-    <w:p>
-      <w:pPr>
-        <w:ind w:firstLine="709"/>
-        <w:jc w:val="both"/>
-      </w:pPr>
-      <w:commentRangeStart w:id="38"/>
-      <w:r>
-        <w:t>{%p endif %}</w:t>
-      </w:r>
-      <w:commentRangeEnd w:id="38"/>
-      <w:r>
-        <w:rPr>
-          <w:rStyle w:val="CommentReference"/>
-        </w:rPr>
-        <w:commentReference w:id="38"/>
-      </w:r>
-    </w:p>
-    <w:p>
-      <w:pPr>
-        <w:ind w:firstLine="709"/>
-        <w:jc w:val="both"/>
-      </w:pPr>
-      <w:commentRangeStart w:id="39"/>
-      <w:r>
-        <w:t>{%p if subsidy_extra_clause_2 %}</w:t>
-      </w:r>
-      <w:commentRangeEnd w:id="39"/>
-      <w:r>
-        <w:rPr>
-          <w:rStyle w:val="CommentReference"/>
-        </w:rPr>
-        <w:commentReference w:id="39"/>
-      </w:r>
-    </w:p>
-    <w:p>
-      <w:pPr>
-        <w:ind w:firstLine="709"/>
-        <w:jc w:val="both"/>
-      </w:pPr>
-      <w:commentRangeStart w:id="40"/>
-      <w:commentRangeStart w:id="41"/>
-      <w:commentRangeStart w:id="42"/>
-      <w:commentRangeStart w:id="43"/>
-      <w:r>
-        <w:t xml:space="preserve">{% if subsidy_extra_clause_1 %}10.17{% else %}10.16{% endif %}. {{subsidy_extra_clause_2}}</w:t>
-      </w:r>
-      <w:commentRangeEnd w:id="43"/>
-      <w:r>
-        <w:rPr>
-          <w:rStyle w:val="CommentReference"/>
-        </w:rPr>
-        <w:commentReference w:id="43"/>
-      </w:r>
-      <w:commentRangeEnd w:id="42"/>
-      <w:r>
-        <w:rPr>
-          <w:rStyle w:val="CommentReference"/>
-        </w:rPr>
-        <w:commentReference w:id="42"/>
-      </w:r>
-      <w:commentRangeEnd w:id="41"/>
-      <w:r>
-        <w:rPr>
-          <w:rStyle w:val="CommentReference"/>
-        </w:rPr>
-        <w:commentReference w:id="41"/>
-      </w:r>
-      <w:commentRangeEnd w:id="40"/>
-      <w:r>
-        <w:rPr>
-          <w:rStyle w:val="CommentReference"/>
-        </w:rPr>
-        <w:commentReference w:id="40"/>
-      </w:r>
-    </w:p>
-    <w:p>
-      <w:pPr>
-        <w:ind w:firstLine="709"/>
-        <w:jc w:val="both"/>
-      </w:pPr>
-      <w:commentRangeStart w:id="44"/>
-      <w:r>
-        <w:t>{%p endif %}</w:t>
-      </w:r>
-      <w:commentRangeEnd w:id="44"/>
-      <w:r>
-        <w:rPr>
-          <w:rStyle w:val="CommentReference"/>
-        </w:rPr>
-        <w:commentReference w:id="44"/>
-      </w:r>
     </w:p>
     <w:p>
       <w:pPr>
@@ -6751,7 +6775,7 @@
         <w:annotationRef/>
       </w:r>
       <w:r>
-        <w:t>Большой текст соглашения. Пример: (многострочный текст)</w:t>
+        <w:t>Текст соглашения о предоставлении субсидии — из карточки субсидии (поле «Текст соглашения»). Печатается последним пунктом раздела «Предмет договора» (1.4.). Если поле пустое — пункт не печатается совсем (абзац, включая номер, в документе отсутствует).</w:t>
       </w:r>
     </w:p>
   </w:comment>
@@ -7039,7 +7063,7 @@
         <w:annotationRef/>
       </w:r>
       <w:r>
-        <w:t>Печатается, если у договора задана дата окончания. Иначе договор действует до полного исполнения обязательств</w:t>
+        <w:t>Печатается, если в карточке субсидии заполнен дополнительный пункт №1. Пустое поле — пункта не будет</w:t>
       </w:r>
     </w:p>
   </w:comment>
@@ -7055,7 +7079,7 @@
         <w:annotationRef/>
       </w:r>
       <w:r>
-        <w:t>Дата окончания действия договора. Если пусто — договор действует до полного исполнения обязательств. Пример: 31.12.2026</w:t>
+        <w:t>Пункт из карточки субсидии («Дополнительный пункт договора №1»). Если в карточке пусто — пункта в договоре нет. Перенести в другой раздел: выделите три строки — {%p if subsidy_extra_clause_1 %}, сам пункт и {%p endif %} — вырежьте и вставьте в КОНЕЦ нужного раздела, затем замените номер «4.10» на следующий после последнего пункта этого раздела. Для пункта №2 номер записан двумя числами: {% if subsidy_extra_clause_1 %}4.11{% else %}4.10{% endif %} — первое число на 2 больше последнего пункта раздела, второе на 1 больше. Строки с {%p ... %} не удалять и не разрывать. Вставлять лучше в конец раздела: если вставить в середину, номера следующих пунктов придётся сдвигать вручную, и они останутся сдвинутыми, даже когда поле в карточке пустое.</w:t>
       </w:r>
     </w:p>
   </w:comment>
@@ -7087,7 +7111,7 @@
         <w:annotationRef/>
       </w:r>
       <w:r>
-        <w:t>Печатается, если в карточке субсидии заполнен дополнительный пункт №1. Пустое поле — пункта не будет</w:t>
+        <w:t>Печатается, если в карточке субсидии заполнен дополнительный пункт №2. Пустое поле — пункта не будет</w:t>
       </w:r>
     </w:p>
   </w:comment>
@@ -7103,7 +7127,7 @@
         <w:annotationRef/>
       </w:r>
       <w:r>
-        <w:t>Дополнительный пункт договора №1 из карточки субсидии. Пустое поле — пункта в договоре нет. Пример: Исполнитель обязуется вести раздельный учёт средств, полученных по Договору.</w:t>
+        <w:t>Печатается, если в карточке субсидии заполнен дополнительный пункт №1. Пустое поле — пункта не будет</w:t>
       </w:r>
     </w:p>
   </w:comment>
@@ -7119,7 +7143,7 @@
         <w:annotationRef/>
       </w:r>
       <w:r>
-        <w:t>Конец условия</w:t>
+        <w:t>Иначе — противоположный случай к условию выше</w:t>
       </w:r>
     </w:p>
   </w:comment>
@@ -7135,7 +7159,7 @@
         <w:annotationRef/>
       </w:r>
       <w:r>
-        <w:t>Печатается, если в карточке субсидии заполнен дополнительный пункт №2. Пустое поле — пункта не будет</w:t>
+        <w:t>Конец условия</w:t>
       </w:r>
     </w:p>
   </w:comment>
@@ -7151,7 +7175,7 @@
         <w:annotationRef/>
       </w:r>
       <w:r>
-        <w:t>Печатается, если в карточке субсидии заполнен дополнительный пункт №1. Пустое поле — пункта не будет</w:t>
+        <w:t>Пункт из карточки субсидии («Дополнительный пункт договора №2»). Если в карточке пусто — пункта в договоре нет. Перенести в другой раздел: выделите три строки — {%p if subsidy_extra_clause_2 %}, сам пункт и {%p endif %} — вырежьте и вставьте в КОНЕЦ нужного раздела, затем замените номер «4.10» на следующий после последнего пункта этого раздела. Для пункта №2 номер записан двумя числами: {% if subsidy_extra_clause_1 %}4.11{% else %}4.10{% endif %} — первое число на 2 больше последнего пункта раздела, второе на 1 больше. Строки с {%p ... %} не удалять и не разрывать. Вставлять лучше в конец раздела: если вставить в середину, номера следующих пунктов придётся сдвигать вручную, и они останутся сдвинутыми, даже когда поле в карточке пустое.</w:t>
       </w:r>
     </w:p>
   </w:comment>
@@ -7167,7 +7191,7 @@
         <w:annotationRef/>
       </w:r>
       <w:r>
-        <w:t>Иначе — противоположный случай к условию выше</w:t>
+        <w:t>Конец условия</w:t>
       </w:r>
     </w:p>
   </w:comment>
@@ -7183,7 +7207,7 @@
         <w:annotationRef/>
       </w:r>
       <w:r>
-        <w:t>Конец условия</w:t>
+        <w:t>Печатается, если у договора задана дата окончания. Иначе договор действует до полного исполнения обязательств</w:t>
       </w:r>
     </w:p>
   </w:comment>
@@ -7199,7 +7223,7 @@
         <w:annotationRef/>
       </w:r>
       <w:r>
-        <w:t>Дополнительный пункт договора №2 из карточки субсидии. Пустое поле — пункта в договоре нет. Пример: Стороны соглашаются на осуществление проверок соблюдения условий предоставления субсидии.</w:t>
+        <w:t>Дата окончания действия договора. Если пусто — договор действует до полного исполнения обязательств. Пример: 31.12.2026</w:t>
       </w:r>
     </w:p>
   </w:comment>
